--- a/templates/giay_chung_nhan_tv_htx.docx
+++ b/templates/giay_chung_nhan_tv_htx.docx
@@ -1,6 +1,6 @@
 
 <file path=word/document.xml><?xml version="1.0" encoding="utf-8"?>
-<w:document xmlns:wpc="http://schemas.microsoft.com/office/word/2010/wordprocessingCanvas" xmlns:cx="http://schemas.microsoft.com/office/drawing/2014/chartex" xmlns:cx1="http://schemas.microsoft.com/office/drawing/2015/9/8/chartex" xmlns:cx2="http://schemas.microsoft.com/office/drawing/2015/10/21/chartex" xmlns:cx3="http://schemas.microsoft.com/office/drawing/2016/5/9/chartex" xmlns:cx4="http://schemas.microsoft.com/office/drawing/2016/5/10/chartex" xmlns:cx5="http://schemas.microsoft.com/office/drawing/2016/5/11/chartex" xmlns:cx6="http://schemas.microsoft.com/office/drawing/2016/5/12/chartex" xmlns:cx7="http://schemas.microsoft.com/office/drawing/2016/5/13/chartex" xmlns:cx8="http://schemas.microsoft.com/office/drawing/2016/5/14/chartex" xmlns:mc="http://schemas.openxmlformats.org/markup-compatibility/2006" xmlns:aink="http://schemas.microsoft.com/office/drawing/2016/ink" xmlns:am3d="http://schemas.microsoft.com/office/drawing/2017/model3d" xmlns:o="urn:schemas-microsoft-com:office:office" xmlns:oel="http://schemas.microsoft.com/office/2019/extlst" xmlns:r="http://schemas.openxmlformats.org/officeDocument/2006/relationships" xmlns:m="http://schemas.openxmlformats.org/officeDocument/2006/math" xmlns:v="urn:schemas-microsoft-com:vml" xmlns:wp14="http://schemas.microsoft.com/office/word/2010/wordprocessingDrawing" xmlns:wp="http://schemas.openxmlformats.org/drawingml/2006/wordprocessingDrawing" xmlns:w10="urn:schemas-microsoft-com:office:word" xmlns:w="http://schemas.openxmlformats.org/wordprocessingml/2006/main" xmlns:w14="http://schemas.microsoft.com/office/word/2010/wordml" xmlns:w15="http://schemas.microsoft.com/office/word/2012/wordml" xmlns:w16cex="http://schemas.microsoft.com/office/word/2018/wordml/cex" xmlns:w16cid="http://schemas.microsoft.com/office/word/2016/wordml/cid" xmlns:w16="http://schemas.microsoft.com/office/word/2018/wordml" xmlns:w16sdtdh="http://schemas.microsoft.com/office/word/2020/wordml/sdtdatahash" xmlns:w16se="http://schemas.microsoft.com/office/word/2015/wordml/symex" xmlns:wpg="http://schemas.microsoft.com/office/word/2010/wordprocessingGroup" xmlns:wpi="http://schemas.microsoft.com/office/word/2010/wordprocessingInk" xmlns:wne="http://schemas.microsoft.com/office/word/2006/wordml" xmlns:wps="http://schemas.microsoft.com/office/word/2010/wordprocessingShape" mc:Ignorable="w14 w15 w16se w16cid w16 w16cex w16sdtdh wp14">
+<w:document xmlns:wpc="http://schemas.microsoft.com/office/word/2010/wordprocessingCanvas" xmlns:cx="http://schemas.microsoft.com/office/drawing/2014/chartex" xmlns:cx1="http://schemas.microsoft.com/office/drawing/2015/9/8/chartex" xmlns:cx2="http://schemas.microsoft.com/office/drawing/2015/10/21/chartex" xmlns:cx3="http://schemas.microsoft.com/office/drawing/2016/5/9/chartex" xmlns:cx4="http://schemas.microsoft.com/office/drawing/2016/5/10/chartex" xmlns:cx5="http://schemas.microsoft.com/office/drawing/2016/5/11/chartex" xmlns:cx6="http://schemas.microsoft.com/office/drawing/2016/5/12/chartex" xmlns:cx7="http://schemas.microsoft.com/office/drawing/2016/5/13/chartex" xmlns:cx8="http://schemas.microsoft.com/office/drawing/2016/5/14/chartex" xmlns:mc="http://schemas.openxmlformats.org/markup-compatibility/2006" xmlns:aink="http://schemas.microsoft.com/office/drawing/2016/ink" xmlns:am3d="http://schemas.microsoft.com/office/drawing/2017/model3d" xmlns:o="urn:schemas-microsoft-com:office:office" xmlns:oel="http://schemas.microsoft.com/office/2019/extlst" xmlns:r="http://schemas.openxmlformats.org/officeDocument/2006/relationships" xmlns:m="http://schemas.openxmlformats.org/officeDocument/2006/math" xmlns:v="urn:schemas-microsoft-com:vml" xmlns:wp14="http://schemas.microsoft.com/office/word/2010/wordprocessingDrawing" xmlns:wp="http://schemas.openxmlformats.org/drawingml/2006/wordprocessingDrawing" xmlns:w10="urn:schemas-microsoft-com:office:word" xmlns:w="http://schemas.openxmlformats.org/wordprocessingml/2006/main" xmlns:w14="http://schemas.microsoft.com/office/word/2010/wordml" xmlns:w15="http://schemas.microsoft.com/office/word/2012/wordml" xmlns:w16cex="http://schemas.microsoft.com/office/word/2018/wordml/cex" xmlns:w16cid="http://schemas.microsoft.com/office/word/2016/wordml/cid" xmlns:w16="http://schemas.microsoft.com/office/word/2018/wordml" xmlns:w16du="http://schemas.microsoft.com/office/word/2023/wordml/word16du" xmlns:w16sdtdh="http://schemas.microsoft.com/office/word/2020/wordml/sdtdatahash" xmlns:w16sdtfl="http://schemas.microsoft.com/office/word/2024/wordml/sdtformatlock" xmlns:w16se="http://schemas.microsoft.com/office/word/2015/wordml/symex" xmlns:wpg="http://schemas.microsoft.com/office/word/2010/wordprocessingGroup" xmlns:wpi="http://schemas.microsoft.com/office/word/2010/wordprocessingInk" xmlns:wne="http://schemas.microsoft.com/office/word/2006/wordml" xmlns:wps="http://schemas.microsoft.com/office/word/2010/wordprocessingShape" mc:Ignorable="w14 w15 w16se w16cid w16 w16cex w16sdtdh w16sdtfl w16du wp14">
   <w:body>
     <w:p>
       <w:pPr>
@@ -66,25 +66,7 @@
                 <w:sz w:val="21"/>
                 <w:lang w:val="en-US"/>
               </w:rPr>
-              <w:t>{{</w:t>
-            </w:r>
-            <w:proofErr w:type="spellStart"/>
-            <w:r>
-              <w:rPr>
-                <w:b/>
-                <w:sz w:val="21"/>
-                <w:lang w:val="en-US"/>
-              </w:rPr>
-              <w:t>tenDonViHTX</w:t>
-            </w:r>
-            <w:proofErr w:type="spellEnd"/>
-            <w:r>
-              <w:rPr>
-                <w:b/>
-                <w:sz w:val="21"/>
-                <w:lang w:val="en-US"/>
-              </w:rPr>
-              <w:t>}}</w:t>
+              <w:t>{{tenDonViHTX}}</w:t>
             </w:r>
           </w:p>
           <w:p>
@@ -107,27 +89,7 @@
                 <w:sz w:val="21"/>
                 <w:lang w:val="en-US"/>
               </w:rPr>
-              <w:t>{{</w:t>
-            </w:r>
-            <w:proofErr w:type="spellStart"/>
-            <w:r>
-              <w:rPr>
-                <w:b/>
-                <w:bCs/>
-                <w:sz w:val="21"/>
-                <w:lang w:val="en-US"/>
-              </w:rPr>
-              <w:t>diaChiDonViHTX</w:t>
-            </w:r>
-            <w:proofErr w:type="spellEnd"/>
-            <w:r>
-              <w:rPr>
-                <w:b/>
-                <w:bCs/>
-                <w:sz w:val="21"/>
-                <w:lang w:val="en-US"/>
-              </w:rPr>
-              <w:t>}}</w:t>
+              <w:t>{{diaChiDonViHTX}}</w:t>
             </w:r>
           </w:p>
           <w:p>
@@ -149,47 +111,7 @@
                 <w:sz w:val="21"/>
                 <w:lang w:val="en-US"/>
               </w:rPr>
-              <w:t xml:space="preserve">Điện </w:t>
-            </w:r>
-            <w:proofErr w:type="spellStart"/>
-            <w:r>
-              <w:rPr>
-                <w:b/>
-                <w:bCs/>
-                <w:sz w:val="21"/>
-                <w:lang w:val="en-US"/>
-              </w:rPr>
-              <w:t>thoại</w:t>
-            </w:r>
-            <w:proofErr w:type="spellEnd"/>
-            <w:r>
-              <w:rPr>
-                <w:b/>
-                <w:bCs/>
-                <w:sz w:val="21"/>
-                <w:lang w:val="en-US"/>
-              </w:rPr>
-              <w:t>: {{</w:t>
-            </w:r>
-            <w:proofErr w:type="spellStart"/>
-            <w:r>
-              <w:rPr>
-                <w:b/>
-                <w:bCs/>
-                <w:sz w:val="21"/>
-                <w:lang w:val="en-US"/>
-              </w:rPr>
-              <w:t>sdtDonViHTX</w:t>
-            </w:r>
-            <w:proofErr w:type="spellEnd"/>
-            <w:r>
-              <w:rPr>
-                <w:b/>
-                <w:bCs/>
-                <w:sz w:val="21"/>
-                <w:lang w:val="en-US"/>
-              </w:rPr>
-              <w:t>}}</w:t>
+              <w:t>Điện thoại: {{sdtDonViHTX}}</w:t>
             </w:r>
           </w:p>
         </w:tc>
@@ -235,7 +157,6 @@
                 <w:lang w:val="en-US"/>
               </w:rPr>
             </w:pPr>
-            <w:proofErr w:type="spellStart"/>
             <w:r>
               <w:rPr>
                 <w:b/>
@@ -243,69 +164,8 @@
                 <w:szCs w:val="28"/>
                 <w:lang w:val="en-US"/>
               </w:rPr>
-              <w:t>Độc</w:t>
+              <w:t>Độc lập – Tự do- Hạnh phúc</w:t>
             </w:r>
-            <w:proofErr w:type="spellEnd"/>
-            <w:r>
-              <w:rPr>
-                <w:b/>
-                <w:sz w:val="24"/>
-                <w:szCs w:val="28"/>
-                <w:lang w:val="en-US"/>
-              </w:rPr>
-              <w:t xml:space="preserve"> </w:t>
-            </w:r>
-            <w:proofErr w:type="spellStart"/>
-            <w:r>
-              <w:rPr>
-                <w:b/>
-                <w:sz w:val="24"/>
-                <w:szCs w:val="28"/>
-                <w:lang w:val="en-US"/>
-              </w:rPr>
-              <w:t>lập</w:t>
-            </w:r>
-            <w:proofErr w:type="spellEnd"/>
-            <w:r>
-              <w:rPr>
-                <w:b/>
-                <w:sz w:val="24"/>
-                <w:szCs w:val="28"/>
-                <w:lang w:val="en-US"/>
-              </w:rPr>
-              <w:t xml:space="preserve"> – </w:t>
-            </w:r>
-            <w:proofErr w:type="spellStart"/>
-            <w:r>
-              <w:rPr>
-                <w:b/>
-                <w:sz w:val="24"/>
-                <w:szCs w:val="28"/>
-                <w:lang w:val="en-US"/>
-              </w:rPr>
-              <w:t>Tự</w:t>
-            </w:r>
-            <w:proofErr w:type="spellEnd"/>
-            <w:r>
-              <w:rPr>
-                <w:b/>
-                <w:sz w:val="24"/>
-                <w:szCs w:val="28"/>
-                <w:lang w:val="en-US"/>
-              </w:rPr>
-              <w:t xml:space="preserve"> do- Hạnh </w:t>
-            </w:r>
-            <w:proofErr w:type="spellStart"/>
-            <w:r>
-              <w:rPr>
-                <w:b/>
-                <w:sz w:val="24"/>
-                <w:szCs w:val="28"/>
-                <w:lang w:val="en-US"/>
-              </w:rPr>
-              <w:t>phúc</w:t>
-            </w:r>
-            <w:proofErr w:type="spellEnd"/>
           </w:p>
           <w:p>
             <w:pPr>
@@ -490,7 +350,14 @@
           <w:b/>
           <w:sz w:val="21"/>
         </w:rPr>
-        <w:t>hoTenTaiXe }}</w:t>
+        <w:t>tenKhachHang</w:t>
+      </w:r>
+      <w:r>
+        <w:rPr>
+          <w:b/>
+          <w:sz w:val="21"/>
+        </w:rPr>
+        <w:t>}}</w:t>
       </w:r>
     </w:p>
     <w:p>
@@ -554,7 +421,19 @@
         <w:rPr>
           <w:sz w:val="21"/>
         </w:rPr>
-        <w:t>{{diaChiTaiXe}}</w:t>
+        <w:t>{{</w:t>
+      </w:r>
+      <w:r>
+        <w:rPr>
+          <w:sz w:val="21"/>
+        </w:rPr>
+        <w:t>diaChiHienNay</w:t>
+      </w:r>
+      <w:r>
+        <w:rPr>
+          <w:sz w:val="21"/>
+        </w:rPr>
+        <w:t>}}</w:t>
       </w:r>
       <w:bookmarkEnd w:id="0"/>
     </w:p>
@@ -677,55 +556,7 @@
           <w:sz w:val="21"/>
           <w:lang w:val="en-US"/>
         </w:rPr>
-        <w:t xml:space="preserve">- </w:t>
-      </w:r>
-      <w:proofErr w:type="spellStart"/>
-      <w:r>
-        <w:rPr>
-          <w:sz w:val="21"/>
-          <w:lang w:val="en-US"/>
-        </w:rPr>
-        <w:t>Biển</w:t>
-      </w:r>
-      <w:proofErr w:type="spellEnd"/>
-      <w:r>
-        <w:rPr>
-          <w:sz w:val="21"/>
-          <w:lang w:val="en-US"/>
-        </w:rPr>
-        <w:t xml:space="preserve"> </w:t>
-      </w:r>
-      <w:proofErr w:type="spellStart"/>
-      <w:r>
-        <w:rPr>
-          <w:sz w:val="21"/>
-          <w:lang w:val="en-US"/>
-        </w:rPr>
-        <w:t>số</w:t>
-      </w:r>
-      <w:proofErr w:type="spellEnd"/>
-      <w:r>
-        <w:rPr>
-          <w:sz w:val="21"/>
-          <w:lang w:val="en-US"/>
-        </w:rPr>
-        <w:t xml:space="preserve"> </w:t>
-      </w:r>
-      <w:proofErr w:type="spellStart"/>
-      <w:r>
-        <w:rPr>
-          <w:sz w:val="21"/>
-          <w:lang w:val="en-US"/>
-        </w:rPr>
-        <w:t>xe</w:t>
-      </w:r>
-      <w:proofErr w:type="spellEnd"/>
-      <w:r>
-        <w:rPr>
-          <w:sz w:val="21"/>
-          <w:lang w:val="en-US"/>
-        </w:rPr>
-        <w:t>:</w:t>
+        <w:t>- Biển số xe:</w:t>
       </w:r>
       <w:r>
         <w:rPr>
@@ -739,23 +570,7 @@
           <w:sz w:val="21"/>
           <w:lang w:val="en-US"/>
         </w:rPr>
-        <w:t>{{</w:t>
-      </w:r>
-      <w:proofErr w:type="spellStart"/>
-      <w:r>
-        <w:rPr>
-          <w:sz w:val="21"/>
-          <w:lang w:val="en-US"/>
-        </w:rPr>
-        <w:t>bienKiemSoat</w:t>
-      </w:r>
-      <w:proofErr w:type="spellEnd"/>
-      <w:r>
-        <w:rPr>
-          <w:sz w:val="21"/>
-          <w:lang w:val="en-US"/>
-        </w:rPr>
-        <w:t>}}</w:t>
+        <w:t>{{bienKiemSoat}}</w:t>
       </w:r>
       <w:r>
         <w:rPr>
@@ -782,39 +597,7 @@
           <w:sz w:val="21"/>
           <w:lang w:val="en-US"/>
         </w:rPr>
-        <w:t xml:space="preserve">- </w:t>
-      </w:r>
-      <w:proofErr w:type="spellStart"/>
-      <w:r>
-        <w:rPr>
-          <w:sz w:val="21"/>
-          <w:lang w:val="en-US"/>
-        </w:rPr>
-        <w:t>Nhãn</w:t>
-      </w:r>
-      <w:proofErr w:type="spellEnd"/>
-      <w:r>
-        <w:rPr>
-          <w:sz w:val="21"/>
-          <w:lang w:val="en-US"/>
-        </w:rPr>
-        <w:t xml:space="preserve"> </w:t>
-      </w:r>
-      <w:proofErr w:type="spellStart"/>
-      <w:r>
-        <w:rPr>
-          <w:sz w:val="21"/>
-          <w:lang w:val="en-US"/>
-        </w:rPr>
-        <w:t>hiệu</w:t>
-      </w:r>
-      <w:proofErr w:type="spellEnd"/>
-      <w:r>
-        <w:rPr>
-          <w:sz w:val="21"/>
-          <w:lang w:val="en-US"/>
-        </w:rPr>
-        <w:t>:</w:t>
+        <w:t>- Nhãn hiệu:</w:t>
       </w:r>
       <w:r>
         <w:rPr>
@@ -828,23 +611,7 @@
           <w:sz w:val="21"/>
           <w:lang w:val="en-US"/>
         </w:rPr>
-        <w:t>{{</w:t>
-      </w:r>
-      <w:proofErr w:type="spellStart"/>
-      <w:r>
-        <w:rPr>
-          <w:sz w:val="21"/>
-          <w:lang w:val="en-US"/>
-        </w:rPr>
-        <w:t>nhanHieuXe</w:t>
-      </w:r>
-      <w:proofErr w:type="spellEnd"/>
-      <w:r>
-        <w:rPr>
-          <w:sz w:val="21"/>
-          <w:lang w:val="en-US"/>
-        </w:rPr>
-        <w:t>}}</w:t>
+        <w:t>{{nhanHieuXe}}</w:t>
       </w:r>
       <w:r>
         <w:rPr>
@@ -852,39 +619,7 @@
           <w:lang w:val="en-US"/>
         </w:rPr>
         <w:tab/>
-        <w:t xml:space="preserve">- </w:t>
-      </w:r>
-      <w:proofErr w:type="spellStart"/>
-      <w:r>
-        <w:rPr>
-          <w:sz w:val="21"/>
-          <w:lang w:val="en-US"/>
-        </w:rPr>
-        <w:t>Tải</w:t>
-      </w:r>
-      <w:proofErr w:type="spellEnd"/>
-      <w:r>
-        <w:rPr>
-          <w:sz w:val="21"/>
-          <w:lang w:val="en-US"/>
-        </w:rPr>
-        <w:t xml:space="preserve"> </w:t>
-      </w:r>
-      <w:proofErr w:type="spellStart"/>
-      <w:r>
-        <w:rPr>
-          <w:sz w:val="21"/>
-          <w:lang w:val="en-US"/>
-        </w:rPr>
-        <w:t>trọng</w:t>
-      </w:r>
-      <w:proofErr w:type="spellEnd"/>
-      <w:r>
-        <w:rPr>
-          <w:sz w:val="21"/>
-          <w:lang w:val="en-US"/>
-        </w:rPr>
-        <w:t>:</w:t>
+        <w:t>- Tải trọng:</w:t>
       </w:r>
       <w:r>
         <w:rPr>
@@ -900,78 +635,14 @@
           <w:lang w:val="en-US"/>
         </w:rPr>
         <w:tab/>
-        <w:t>KG -</w:t>
-      </w:r>
-      <w:proofErr w:type="spellStart"/>
-      <w:r>
-        <w:rPr>
-          <w:sz w:val="21"/>
-          <w:lang w:val="en-US"/>
-        </w:rPr>
-        <w:t>Số</w:t>
-      </w:r>
-      <w:proofErr w:type="spellEnd"/>
-      <w:r>
-        <w:rPr>
-          <w:sz w:val="21"/>
-          <w:lang w:val="en-US"/>
-        </w:rPr>
-        <w:t xml:space="preserve"> </w:t>
-      </w:r>
-      <w:proofErr w:type="spellStart"/>
-      <w:r>
-        <w:rPr>
-          <w:sz w:val="21"/>
-          <w:lang w:val="en-US"/>
-        </w:rPr>
-        <w:t>chỗ</w:t>
-      </w:r>
-      <w:proofErr w:type="spellEnd"/>
-      <w:r>
-        <w:rPr>
-          <w:sz w:val="21"/>
-          <w:lang w:val="en-US"/>
-        </w:rPr>
-        <w:t xml:space="preserve"> </w:t>
-      </w:r>
-      <w:proofErr w:type="spellStart"/>
-      <w:r>
-        <w:rPr>
-          <w:sz w:val="21"/>
-          <w:lang w:val="en-US"/>
-        </w:rPr>
-        <w:t>ngồi</w:t>
-      </w:r>
-      <w:proofErr w:type="spellEnd"/>
-      <w:r>
-        <w:rPr>
-          <w:sz w:val="21"/>
-          <w:lang w:val="en-US"/>
-        </w:rPr>
-        <w:t xml:space="preserve">: </w:t>
-      </w:r>
-      <w:r>
-        <w:rPr>
-          <w:sz w:val="21"/>
-          <w:lang w:val="en-US"/>
-        </w:rPr>
-        <w:t>{{</w:t>
-      </w:r>
-      <w:proofErr w:type="spellStart"/>
-      <w:r>
-        <w:rPr>
-          <w:sz w:val="21"/>
-          <w:lang w:val="en-US"/>
-        </w:rPr>
-        <w:t>gopTaiTrongSoCho</w:t>
-      </w:r>
-      <w:proofErr w:type="spellEnd"/>
-      <w:r>
-        <w:rPr>
-          <w:sz w:val="21"/>
-          <w:lang w:val="en-US"/>
-        </w:rPr>
-        <w:t>}}</w:t>
+        <w:t xml:space="preserve">KG -Số chỗ ngồi: </w:t>
+      </w:r>
+      <w:r>
+        <w:rPr>
+          <w:sz w:val="21"/>
+          <w:lang w:val="en-US"/>
+        </w:rPr>
+        <w:t>{{gopTaiTrongSoCho}}</w:t>
       </w:r>
     </w:p>
     <w:p>
@@ -991,39 +662,7 @@
           <w:sz w:val="21"/>
           <w:lang w:val="en-US"/>
         </w:rPr>
-        <w:t xml:space="preserve">- </w:t>
-      </w:r>
-      <w:proofErr w:type="spellStart"/>
-      <w:r>
-        <w:rPr>
-          <w:sz w:val="21"/>
-          <w:lang w:val="en-US"/>
-        </w:rPr>
-        <w:t>Số</w:t>
-      </w:r>
-      <w:proofErr w:type="spellEnd"/>
-      <w:r>
-        <w:rPr>
-          <w:sz w:val="21"/>
-          <w:lang w:val="en-US"/>
-        </w:rPr>
-        <w:t xml:space="preserve"> </w:t>
-      </w:r>
-      <w:proofErr w:type="spellStart"/>
-      <w:r>
-        <w:rPr>
-          <w:sz w:val="21"/>
-          <w:lang w:val="en-US"/>
-        </w:rPr>
-        <w:t>Khung</w:t>
-      </w:r>
-      <w:proofErr w:type="spellEnd"/>
-      <w:r>
-        <w:rPr>
-          <w:sz w:val="21"/>
-          <w:lang w:val="en-US"/>
-        </w:rPr>
-        <w:t>:</w:t>
+        <w:t>- Số Khung:</w:t>
       </w:r>
       <w:r>
         <w:rPr>
@@ -1037,23 +676,7 @@
           <w:sz w:val="21"/>
           <w:lang w:val="en-US"/>
         </w:rPr>
-        <w:t>{{</w:t>
-      </w:r>
-      <w:proofErr w:type="spellStart"/>
-      <w:r>
-        <w:rPr>
-          <w:sz w:val="21"/>
-          <w:lang w:val="en-US"/>
-        </w:rPr>
-        <w:t>soKhung</w:t>
-      </w:r>
-      <w:proofErr w:type="spellEnd"/>
-      <w:r>
-        <w:rPr>
-          <w:sz w:val="21"/>
-          <w:lang w:val="en-US"/>
-        </w:rPr>
-        <w:t>}}</w:t>
+        <w:t>{{soKhung}}</w:t>
       </w:r>
       <w:r>
         <w:rPr>
@@ -1074,39 +697,7 @@
           <w:sz w:val="21"/>
           <w:lang w:val="en-US"/>
         </w:rPr>
-        <w:t xml:space="preserve">- </w:t>
-      </w:r>
-      <w:proofErr w:type="spellStart"/>
-      <w:r>
-        <w:rPr>
-          <w:sz w:val="21"/>
-          <w:lang w:val="en-US"/>
-        </w:rPr>
-        <w:t>Số</w:t>
-      </w:r>
-      <w:proofErr w:type="spellEnd"/>
-      <w:r>
-        <w:rPr>
-          <w:sz w:val="21"/>
-          <w:lang w:val="en-US"/>
-        </w:rPr>
-        <w:t xml:space="preserve"> </w:t>
-      </w:r>
-      <w:proofErr w:type="spellStart"/>
-      <w:r>
-        <w:rPr>
-          <w:sz w:val="21"/>
-          <w:lang w:val="en-US"/>
-        </w:rPr>
-        <w:t>Máy</w:t>
-      </w:r>
-      <w:proofErr w:type="spellEnd"/>
-      <w:r>
-        <w:rPr>
-          <w:sz w:val="21"/>
-          <w:lang w:val="en-US"/>
-        </w:rPr>
-        <w:t>:</w:t>
+        <w:t>- Số Máy:</w:t>
       </w:r>
       <w:r>
         <w:rPr>
@@ -1120,23 +711,7 @@
           <w:sz w:val="21"/>
           <w:lang w:val="en-US"/>
         </w:rPr>
-        <w:t>{{</w:t>
-      </w:r>
-      <w:proofErr w:type="spellStart"/>
-      <w:r>
-        <w:rPr>
-          <w:sz w:val="21"/>
-          <w:lang w:val="en-US"/>
-        </w:rPr>
-        <w:t>soMay</w:t>
-      </w:r>
-      <w:proofErr w:type="spellEnd"/>
-      <w:r>
-        <w:rPr>
-          <w:sz w:val="21"/>
-          <w:lang w:val="en-US"/>
-        </w:rPr>
-        <w:t>}}</w:t>
+        <w:t>{{soMay}}</w:t>
       </w:r>
     </w:p>
     <w:p>
@@ -1156,39 +731,7 @@
           <w:sz w:val="21"/>
           <w:lang w:val="en-US"/>
         </w:rPr>
-        <w:t xml:space="preserve">- </w:t>
-      </w:r>
-      <w:proofErr w:type="spellStart"/>
-      <w:r>
-        <w:rPr>
-          <w:sz w:val="21"/>
-          <w:lang w:val="en-US"/>
-        </w:rPr>
-        <w:t>Năm</w:t>
-      </w:r>
-      <w:proofErr w:type="spellEnd"/>
-      <w:r>
-        <w:rPr>
-          <w:sz w:val="21"/>
-          <w:lang w:val="en-US"/>
-        </w:rPr>
-        <w:t xml:space="preserve"> sản </w:t>
-      </w:r>
-      <w:proofErr w:type="spellStart"/>
-      <w:r>
-        <w:rPr>
-          <w:sz w:val="21"/>
-          <w:lang w:val="en-US"/>
-        </w:rPr>
-        <w:t>xuất</w:t>
-      </w:r>
-      <w:proofErr w:type="spellEnd"/>
-      <w:r>
-        <w:rPr>
-          <w:sz w:val="21"/>
-          <w:lang w:val="en-US"/>
-        </w:rPr>
-        <w:t>:</w:t>
+        <w:t>- Năm sản xuất:</w:t>
       </w:r>
       <w:r>
         <w:rPr>
@@ -1202,23 +745,7 @@
           <w:sz w:val="21"/>
           <w:lang w:val="en-US"/>
         </w:rPr>
-        <w:t>{{</w:t>
-      </w:r>
-      <w:proofErr w:type="spellStart"/>
-      <w:r>
-        <w:rPr>
-          <w:sz w:val="21"/>
-          <w:lang w:val="en-US"/>
-        </w:rPr>
-        <w:t>namSX</w:t>
-      </w:r>
-      <w:proofErr w:type="spellEnd"/>
-      <w:r>
-        <w:rPr>
-          <w:sz w:val="21"/>
-          <w:lang w:val="en-US"/>
-        </w:rPr>
-        <w:t>}}</w:t>
+        <w:t>{{namSX}}</w:t>
       </w:r>
       <w:r>
         <w:rPr>
@@ -1239,39 +766,7 @@
           <w:sz w:val="21"/>
           <w:lang w:val="en-US"/>
         </w:rPr>
-        <w:t xml:space="preserve">- </w:t>
-      </w:r>
-      <w:proofErr w:type="spellStart"/>
-      <w:r>
-        <w:rPr>
-          <w:sz w:val="21"/>
-          <w:lang w:val="en-US"/>
-        </w:rPr>
-        <w:t>Xuất</w:t>
-      </w:r>
-      <w:proofErr w:type="spellEnd"/>
-      <w:r>
-        <w:rPr>
-          <w:sz w:val="21"/>
-          <w:lang w:val="en-US"/>
-        </w:rPr>
-        <w:t xml:space="preserve"> </w:t>
-      </w:r>
-      <w:proofErr w:type="spellStart"/>
-      <w:r>
-        <w:rPr>
-          <w:sz w:val="21"/>
-          <w:lang w:val="en-US"/>
-        </w:rPr>
-        <w:t>xứ</w:t>
-      </w:r>
-      <w:proofErr w:type="spellEnd"/>
-      <w:r>
-        <w:rPr>
-          <w:sz w:val="21"/>
-          <w:lang w:val="en-US"/>
-        </w:rPr>
-        <w:t>:</w:t>
+        <w:t>- Xuất xứ:</w:t>
       </w:r>
       <w:r>
         <w:rPr>
@@ -1285,23 +780,7 @@
           <w:sz w:val="21"/>
           <w:lang w:val="en-US"/>
         </w:rPr>
-        <w:t>{{</w:t>
-      </w:r>
-      <w:proofErr w:type="spellStart"/>
-      <w:r>
-        <w:rPr>
-          <w:sz w:val="21"/>
-          <w:lang w:val="en-US"/>
-        </w:rPr>
-        <w:t>nuocSX</w:t>
-      </w:r>
-      <w:proofErr w:type="spellEnd"/>
-      <w:r>
-        <w:rPr>
-          <w:sz w:val="21"/>
-          <w:lang w:val="en-US"/>
-        </w:rPr>
-        <w:t>}}</w:t>
+        <w:t>{{nuocSX}}</w:t>
       </w:r>
     </w:p>
     <w:p>
@@ -1650,7 +1129,7 @@
 </file>
 
 <file path=word/numbering.xml><?xml version="1.0" encoding="utf-8"?>
-<w:numbering xmlns:wpc="http://schemas.microsoft.com/office/word/2010/wordprocessingCanvas" xmlns:cx="http://schemas.microsoft.com/office/drawing/2014/chartex" xmlns:cx1="http://schemas.microsoft.com/office/drawing/2015/9/8/chartex" xmlns:cx2="http://schemas.microsoft.com/office/drawing/2015/10/21/chartex" xmlns:cx3="http://schemas.microsoft.com/office/drawing/2016/5/9/chartex" xmlns:cx4="http://schemas.microsoft.com/office/drawing/2016/5/10/chartex" xmlns:cx5="http://schemas.microsoft.com/office/drawing/2016/5/11/chartex" xmlns:cx6="http://schemas.microsoft.com/office/drawing/2016/5/12/chartex" xmlns:cx7="http://schemas.microsoft.com/office/drawing/2016/5/13/chartex" xmlns:cx8="http://schemas.microsoft.com/office/drawing/2016/5/14/chartex" xmlns:mc="http://schemas.openxmlformats.org/markup-compatibility/2006" xmlns:aink="http://schemas.microsoft.com/office/drawing/2016/ink" xmlns:am3d="http://schemas.microsoft.com/office/drawing/2017/model3d" xmlns:o="urn:schemas-microsoft-com:office:office" xmlns:oel="http://schemas.microsoft.com/office/2019/extlst" xmlns:r="http://schemas.openxmlformats.org/officeDocument/2006/relationships" xmlns:m="http://schemas.openxmlformats.org/officeDocument/2006/math" xmlns:v="urn:schemas-microsoft-com:vml" xmlns:wp14="http://schemas.microsoft.com/office/word/2010/wordprocessingDrawing" xmlns:wp="http://schemas.openxmlformats.org/drawingml/2006/wordprocessingDrawing" xmlns:w10="urn:schemas-microsoft-com:office:word" xmlns:w="http://schemas.openxmlformats.org/wordprocessingml/2006/main" xmlns:w14="http://schemas.microsoft.com/office/word/2010/wordml" xmlns:w15="http://schemas.microsoft.com/office/word/2012/wordml" xmlns:w16cex="http://schemas.microsoft.com/office/word/2018/wordml/cex" xmlns:w16cid="http://schemas.microsoft.com/office/word/2016/wordml/cid" xmlns:w16="http://schemas.microsoft.com/office/word/2018/wordml" xmlns:w16sdtdh="http://schemas.microsoft.com/office/word/2020/wordml/sdtdatahash" xmlns:w16se="http://schemas.microsoft.com/office/word/2015/wordml/symex" xmlns:wpg="http://schemas.microsoft.com/office/word/2010/wordprocessingGroup" xmlns:wpi="http://schemas.microsoft.com/office/word/2010/wordprocessingInk" xmlns:wne="http://schemas.microsoft.com/office/word/2006/wordml" xmlns:wps="http://schemas.microsoft.com/office/word/2010/wordprocessingShape" mc:Ignorable="w14 w15 w16se w16cid w16 w16cex w16sdtdh wp14">
+<w:numbering xmlns:wpc="http://schemas.microsoft.com/office/word/2010/wordprocessingCanvas" xmlns:cx="http://schemas.microsoft.com/office/drawing/2014/chartex" xmlns:cx1="http://schemas.microsoft.com/office/drawing/2015/9/8/chartex" xmlns:cx2="http://schemas.microsoft.com/office/drawing/2015/10/21/chartex" xmlns:cx3="http://schemas.microsoft.com/office/drawing/2016/5/9/chartex" xmlns:cx4="http://schemas.microsoft.com/office/drawing/2016/5/10/chartex" xmlns:cx5="http://schemas.microsoft.com/office/drawing/2016/5/11/chartex" xmlns:cx6="http://schemas.microsoft.com/office/drawing/2016/5/12/chartex" xmlns:cx7="http://schemas.microsoft.com/office/drawing/2016/5/13/chartex" xmlns:cx8="http://schemas.microsoft.com/office/drawing/2016/5/14/chartex" xmlns:mc="http://schemas.openxmlformats.org/markup-compatibility/2006" xmlns:aink="http://schemas.microsoft.com/office/drawing/2016/ink" xmlns:am3d="http://schemas.microsoft.com/office/drawing/2017/model3d" xmlns:o="urn:schemas-microsoft-com:office:office" xmlns:oel="http://schemas.microsoft.com/office/2019/extlst" xmlns:r="http://schemas.openxmlformats.org/officeDocument/2006/relationships" xmlns:m="http://schemas.openxmlformats.org/officeDocument/2006/math" xmlns:v="urn:schemas-microsoft-com:vml" xmlns:wp14="http://schemas.microsoft.com/office/word/2010/wordprocessingDrawing" xmlns:wp="http://schemas.openxmlformats.org/drawingml/2006/wordprocessingDrawing" xmlns:w10="urn:schemas-microsoft-com:office:word" xmlns:w="http://schemas.openxmlformats.org/wordprocessingml/2006/main" xmlns:w14="http://schemas.microsoft.com/office/word/2010/wordml" xmlns:w15="http://schemas.microsoft.com/office/word/2012/wordml" xmlns:w16cex="http://schemas.microsoft.com/office/word/2018/wordml/cex" xmlns:w16cid="http://schemas.microsoft.com/office/word/2016/wordml/cid" xmlns:w16="http://schemas.microsoft.com/office/word/2018/wordml" xmlns:w16du="http://schemas.microsoft.com/office/word/2023/wordml/word16du" xmlns:w16sdtdh="http://schemas.microsoft.com/office/word/2020/wordml/sdtdatahash" xmlns:w16sdtfl="http://schemas.microsoft.com/office/word/2024/wordml/sdtformatlock" xmlns:w16se="http://schemas.microsoft.com/office/word/2015/wordml/symex" xmlns:wpg="http://schemas.microsoft.com/office/word/2010/wordprocessingGroup" xmlns:wpi="http://schemas.microsoft.com/office/word/2010/wordprocessingInk" xmlns:wne="http://schemas.microsoft.com/office/word/2006/wordml" xmlns:wps="http://schemas.microsoft.com/office/word/2010/wordprocessingShape" mc:Ignorable="w14 w15 w16se w16cid w16 w16cex w16sdtdh w16sdtfl w16du wp14">
   <w:abstractNum w:abstractNumId="0" w15:restartNumberingAfterBreak="0">
     <w:nsid w:val="63044B61"/>
     <w:multiLevelType w:val="hybridMultilevel"/>
@@ -1905,7 +1384,7 @@
 </file>
 
 <file path=word/styles.xml><?xml version="1.0" encoding="utf-8"?>
-<w:styles xmlns:mc="http://schemas.openxmlformats.org/markup-compatibility/2006" xmlns:r="http://schemas.openxmlformats.org/officeDocument/2006/relationships" xmlns:w="http://schemas.openxmlformats.org/wordprocessingml/2006/main" xmlns:w14="http://schemas.microsoft.com/office/word/2010/wordml" xmlns:w15="http://schemas.microsoft.com/office/word/2012/wordml" xmlns:w16cex="http://schemas.microsoft.com/office/word/2018/wordml/cex" xmlns:w16cid="http://schemas.microsoft.com/office/word/2016/wordml/cid" xmlns:w16="http://schemas.microsoft.com/office/word/2018/wordml" xmlns:w16sdtdh="http://schemas.microsoft.com/office/word/2020/wordml/sdtdatahash" xmlns:w16se="http://schemas.microsoft.com/office/word/2015/wordml/symex" mc:Ignorable="w14 w15 w16se w16cid w16 w16cex w16sdtdh">
+<w:styles xmlns:mc="http://schemas.openxmlformats.org/markup-compatibility/2006" xmlns:r="http://schemas.openxmlformats.org/officeDocument/2006/relationships" xmlns:w="http://schemas.openxmlformats.org/wordprocessingml/2006/main" xmlns:w14="http://schemas.microsoft.com/office/word/2010/wordml" xmlns:w15="http://schemas.microsoft.com/office/word/2012/wordml" xmlns:w16cex="http://schemas.microsoft.com/office/word/2018/wordml/cex" xmlns:w16cid="http://schemas.microsoft.com/office/word/2016/wordml/cid" xmlns:w16="http://schemas.microsoft.com/office/word/2018/wordml" xmlns:w16du="http://schemas.microsoft.com/office/word/2023/wordml/word16du" xmlns:w16sdtdh="http://schemas.microsoft.com/office/word/2020/wordml/sdtdatahash" xmlns:w16sdtfl="http://schemas.microsoft.com/office/word/2024/wordml/sdtformatlock" xmlns:w16se="http://schemas.microsoft.com/office/word/2015/wordml/symex" mc:Ignorable="w14 w15 w16se w16cid w16 w16cex w16sdtdh w16sdtfl w16du">
   <w:docDefaults>
     <w:rPrDefault>
       <w:rPr>

--- a/templates/giay_chung_nhan_tv_htx.docx
+++ b/templates/giay_chung_nhan_tv_htx.docx
@@ -1,6 +1,6 @@
 
 <file path=word/document.xml><?xml version="1.0" encoding="utf-8"?>
-<w:document xmlns:wpc="http://schemas.microsoft.com/office/word/2010/wordprocessingCanvas" xmlns:cx="http://schemas.microsoft.com/office/drawing/2014/chartex" xmlns:cx1="http://schemas.microsoft.com/office/drawing/2015/9/8/chartex" xmlns:cx2="http://schemas.microsoft.com/office/drawing/2015/10/21/chartex" xmlns:cx3="http://schemas.microsoft.com/office/drawing/2016/5/9/chartex" xmlns:cx4="http://schemas.microsoft.com/office/drawing/2016/5/10/chartex" xmlns:cx5="http://schemas.microsoft.com/office/drawing/2016/5/11/chartex" xmlns:cx6="http://schemas.microsoft.com/office/drawing/2016/5/12/chartex" xmlns:cx7="http://schemas.microsoft.com/office/drawing/2016/5/13/chartex" xmlns:cx8="http://schemas.microsoft.com/office/drawing/2016/5/14/chartex" xmlns:mc="http://schemas.openxmlformats.org/markup-compatibility/2006" xmlns:aink="http://schemas.microsoft.com/office/drawing/2016/ink" xmlns:am3d="http://schemas.microsoft.com/office/drawing/2017/model3d" xmlns:o="urn:schemas-microsoft-com:office:office" xmlns:oel="http://schemas.microsoft.com/office/2019/extlst" xmlns:r="http://schemas.openxmlformats.org/officeDocument/2006/relationships" xmlns:m="http://schemas.openxmlformats.org/officeDocument/2006/math" xmlns:v="urn:schemas-microsoft-com:vml" xmlns:wp14="http://schemas.microsoft.com/office/word/2010/wordprocessingDrawing" xmlns:wp="http://schemas.openxmlformats.org/drawingml/2006/wordprocessingDrawing" xmlns:w10="urn:schemas-microsoft-com:office:word" xmlns:w="http://schemas.openxmlformats.org/wordprocessingml/2006/main" xmlns:w14="http://schemas.microsoft.com/office/word/2010/wordml" xmlns:w15="http://schemas.microsoft.com/office/word/2012/wordml" xmlns:w16cex="http://schemas.microsoft.com/office/word/2018/wordml/cex" xmlns:w16cid="http://schemas.microsoft.com/office/word/2016/wordml/cid" xmlns:w16="http://schemas.microsoft.com/office/word/2018/wordml" xmlns:w16du="http://schemas.microsoft.com/office/word/2023/wordml/word16du" xmlns:w16sdtdh="http://schemas.microsoft.com/office/word/2020/wordml/sdtdatahash" xmlns:w16sdtfl="http://schemas.microsoft.com/office/word/2024/wordml/sdtformatlock" xmlns:w16se="http://schemas.microsoft.com/office/word/2015/wordml/symex" xmlns:wpg="http://schemas.microsoft.com/office/word/2010/wordprocessingGroup" xmlns:wpi="http://schemas.microsoft.com/office/word/2010/wordprocessingInk" xmlns:wne="http://schemas.microsoft.com/office/word/2006/wordml" xmlns:wps="http://schemas.microsoft.com/office/word/2010/wordprocessingShape" mc:Ignorable="w14 w15 w16se w16cid w16 w16cex w16sdtdh w16sdtfl w16du wp14">
+<w:document xmlns:wpc="http://schemas.microsoft.com/office/word/2010/wordprocessingCanvas" xmlns:cx="http://schemas.microsoft.com/office/drawing/2014/chartex" xmlns:cx1="http://schemas.microsoft.com/office/drawing/2015/9/8/chartex" xmlns:cx2="http://schemas.microsoft.com/office/drawing/2015/10/21/chartex" xmlns:cx3="http://schemas.microsoft.com/office/drawing/2016/5/9/chartex" xmlns:cx4="http://schemas.microsoft.com/office/drawing/2016/5/10/chartex" xmlns:cx5="http://schemas.microsoft.com/office/drawing/2016/5/11/chartex" xmlns:cx6="http://schemas.microsoft.com/office/drawing/2016/5/12/chartex" xmlns:cx7="http://schemas.microsoft.com/office/drawing/2016/5/13/chartex" xmlns:cx8="http://schemas.microsoft.com/office/drawing/2016/5/14/chartex" xmlns:mc="http://schemas.openxmlformats.org/markup-compatibility/2006" xmlns:aink="http://schemas.microsoft.com/office/drawing/2016/ink" xmlns:am3d="http://schemas.microsoft.com/office/drawing/2017/model3d" xmlns:o="urn:schemas-microsoft-com:office:office" xmlns:oel="http://schemas.microsoft.com/office/2019/extlst" xmlns:r="http://schemas.openxmlformats.org/officeDocument/2006/relationships" xmlns:m="http://schemas.openxmlformats.org/officeDocument/2006/math" xmlns:v="urn:schemas-microsoft-com:vml" xmlns:wp14="http://schemas.microsoft.com/office/word/2010/wordprocessingDrawing" xmlns:wp="http://schemas.openxmlformats.org/drawingml/2006/wordprocessingDrawing" xmlns:w10="urn:schemas-microsoft-com:office:word" xmlns:w="http://schemas.openxmlformats.org/wordprocessingml/2006/main" xmlns:w14="http://schemas.microsoft.com/office/word/2010/wordml" xmlns:w15="http://schemas.microsoft.com/office/word/2012/wordml" xmlns:w16cex="http://schemas.microsoft.com/office/word/2018/wordml/cex" xmlns:w16cid="http://schemas.microsoft.com/office/word/2016/wordml/cid" xmlns:w16="http://schemas.microsoft.com/office/word/2018/wordml" xmlns:w16sdtdh="http://schemas.microsoft.com/office/word/2020/wordml/sdtdatahash" xmlns:w16se="http://schemas.microsoft.com/office/word/2015/wordml/symex" xmlns:wpg="http://schemas.microsoft.com/office/word/2010/wordprocessingGroup" xmlns:wpi="http://schemas.microsoft.com/office/word/2010/wordprocessingInk" xmlns:wne="http://schemas.microsoft.com/office/word/2006/wordml" xmlns:wps="http://schemas.microsoft.com/office/word/2010/wordprocessingShape" mc:Ignorable="w14 w15 w16se w16cid w16 w16cex w16sdtdh wp14">
   <w:body>
     <w:p>
       <w:pPr>
@@ -66,7 +66,25 @@
                 <w:sz w:val="21"/>
                 <w:lang w:val="en-US"/>
               </w:rPr>
-              <w:t>{{tenDonViHTX}}</w:t>
+              <w:t>{{</w:t>
+            </w:r>
+            <w:proofErr w:type="spellStart"/>
+            <w:r>
+              <w:rPr>
+                <w:b/>
+                <w:sz w:val="21"/>
+                <w:lang w:val="en-US"/>
+              </w:rPr>
+              <w:t>tenDonViHTX</w:t>
+            </w:r>
+            <w:proofErr w:type="spellEnd"/>
+            <w:r>
+              <w:rPr>
+                <w:b/>
+                <w:sz w:val="21"/>
+                <w:lang w:val="en-US"/>
+              </w:rPr>
+              <w:t>}}</w:t>
             </w:r>
           </w:p>
           <w:p>
@@ -89,7 +107,27 @@
                 <w:sz w:val="21"/>
                 <w:lang w:val="en-US"/>
               </w:rPr>
-              <w:t>{{diaChiDonViHTX}}</w:t>
+              <w:t>{{</w:t>
+            </w:r>
+            <w:proofErr w:type="spellStart"/>
+            <w:r>
+              <w:rPr>
+                <w:b/>
+                <w:bCs/>
+                <w:sz w:val="21"/>
+                <w:lang w:val="en-US"/>
+              </w:rPr>
+              <w:t>diaChiDonViHTX</w:t>
+            </w:r>
+            <w:proofErr w:type="spellEnd"/>
+            <w:r>
+              <w:rPr>
+                <w:b/>
+                <w:bCs/>
+                <w:sz w:val="21"/>
+                <w:lang w:val="en-US"/>
+              </w:rPr>
+              <w:t>}}</w:t>
             </w:r>
           </w:p>
           <w:p>
@@ -111,7 +149,47 @@
                 <w:sz w:val="21"/>
                 <w:lang w:val="en-US"/>
               </w:rPr>
-              <w:t>Điện thoại: {{sdtDonViHTX}}</w:t>
+              <w:t xml:space="preserve">Điện </w:t>
+            </w:r>
+            <w:proofErr w:type="spellStart"/>
+            <w:r>
+              <w:rPr>
+                <w:b/>
+                <w:bCs/>
+                <w:sz w:val="21"/>
+                <w:lang w:val="en-US"/>
+              </w:rPr>
+              <w:t>thoại</w:t>
+            </w:r>
+            <w:proofErr w:type="spellEnd"/>
+            <w:r>
+              <w:rPr>
+                <w:b/>
+                <w:bCs/>
+                <w:sz w:val="21"/>
+                <w:lang w:val="en-US"/>
+              </w:rPr>
+              <w:t>: {{</w:t>
+            </w:r>
+            <w:proofErr w:type="spellStart"/>
+            <w:r>
+              <w:rPr>
+                <w:b/>
+                <w:bCs/>
+                <w:sz w:val="21"/>
+                <w:lang w:val="en-US"/>
+              </w:rPr>
+              <w:t>sdtDonViHTX</w:t>
+            </w:r>
+            <w:proofErr w:type="spellEnd"/>
+            <w:r>
+              <w:rPr>
+                <w:b/>
+                <w:bCs/>
+                <w:sz w:val="21"/>
+                <w:lang w:val="en-US"/>
+              </w:rPr>
+              <w:t>}}</w:t>
             </w:r>
           </w:p>
         </w:tc>
@@ -157,6 +235,7 @@
                 <w:lang w:val="en-US"/>
               </w:rPr>
             </w:pPr>
+            <w:proofErr w:type="spellStart"/>
             <w:r>
               <w:rPr>
                 <w:b/>
@@ -164,8 +243,69 @@
                 <w:szCs w:val="28"/>
                 <w:lang w:val="en-US"/>
               </w:rPr>
-              <w:t>Độc lập – Tự do- Hạnh phúc</w:t>
+              <w:t>Độc</w:t>
             </w:r>
+            <w:proofErr w:type="spellEnd"/>
+            <w:r>
+              <w:rPr>
+                <w:b/>
+                <w:sz w:val="24"/>
+                <w:szCs w:val="28"/>
+                <w:lang w:val="en-US"/>
+              </w:rPr>
+              <w:t xml:space="preserve"> </w:t>
+            </w:r>
+            <w:proofErr w:type="spellStart"/>
+            <w:r>
+              <w:rPr>
+                <w:b/>
+                <w:sz w:val="24"/>
+                <w:szCs w:val="28"/>
+                <w:lang w:val="en-US"/>
+              </w:rPr>
+              <w:t>lập</w:t>
+            </w:r>
+            <w:proofErr w:type="spellEnd"/>
+            <w:r>
+              <w:rPr>
+                <w:b/>
+                <w:sz w:val="24"/>
+                <w:szCs w:val="28"/>
+                <w:lang w:val="en-US"/>
+              </w:rPr>
+              <w:t xml:space="preserve"> – </w:t>
+            </w:r>
+            <w:proofErr w:type="spellStart"/>
+            <w:r>
+              <w:rPr>
+                <w:b/>
+                <w:sz w:val="24"/>
+                <w:szCs w:val="28"/>
+                <w:lang w:val="en-US"/>
+              </w:rPr>
+              <w:t>Tự</w:t>
+            </w:r>
+            <w:proofErr w:type="spellEnd"/>
+            <w:r>
+              <w:rPr>
+                <w:b/>
+                <w:sz w:val="24"/>
+                <w:szCs w:val="28"/>
+                <w:lang w:val="en-US"/>
+              </w:rPr>
+              <w:t xml:space="preserve"> do- Hạnh </w:t>
+            </w:r>
+            <w:proofErr w:type="spellStart"/>
+            <w:r>
+              <w:rPr>
+                <w:b/>
+                <w:sz w:val="24"/>
+                <w:szCs w:val="28"/>
+                <w:lang w:val="en-US"/>
+              </w:rPr>
+              <w:t>phúc</w:t>
+            </w:r>
+            <w:proofErr w:type="spellEnd"/>
           </w:p>
           <w:p>
             <w:pPr>
@@ -343,9 +483,6 @@
         <w:t>{{</w:t>
       </w:r>
       <w:r>
-        <w:t xml:space="preserve"> </w:t>
-      </w:r>
-      <w:r>
         <w:rPr>
           <w:b/>
           <w:sz w:val="21"/>
@@ -556,7 +693,55 @@
           <w:sz w:val="21"/>
           <w:lang w:val="en-US"/>
         </w:rPr>
-        <w:t>- Biển số xe:</w:t>
+        <w:t xml:space="preserve">- </w:t>
+      </w:r>
+      <w:proofErr w:type="spellStart"/>
+      <w:r>
+        <w:rPr>
+          <w:sz w:val="21"/>
+          <w:lang w:val="en-US"/>
+        </w:rPr>
+        <w:t>Biển</w:t>
+      </w:r>
+      <w:proofErr w:type="spellEnd"/>
+      <w:r>
+        <w:rPr>
+          <w:sz w:val="21"/>
+          <w:lang w:val="en-US"/>
+        </w:rPr>
+        <w:t xml:space="preserve"> </w:t>
+      </w:r>
+      <w:proofErr w:type="spellStart"/>
+      <w:r>
+        <w:rPr>
+          <w:sz w:val="21"/>
+          <w:lang w:val="en-US"/>
+        </w:rPr>
+        <w:t>số</w:t>
+      </w:r>
+      <w:proofErr w:type="spellEnd"/>
+      <w:r>
+        <w:rPr>
+          <w:sz w:val="21"/>
+          <w:lang w:val="en-US"/>
+        </w:rPr>
+        <w:t xml:space="preserve"> </w:t>
+      </w:r>
+      <w:proofErr w:type="spellStart"/>
+      <w:r>
+        <w:rPr>
+          <w:sz w:val="21"/>
+          <w:lang w:val="en-US"/>
+        </w:rPr>
+        <w:t>xe</w:t>
+      </w:r>
+      <w:proofErr w:type="spellEnd"/>
+      <w:r>
+        <w:rPr>
+          <w:sz w:val="21"/>
+          <w:lang w:val="en-US"/>
+        </w:rPr>
+        <w:t>:</w:t>
       </w:r>
       <w:r>
         <w:rPr>
@@ -570,7 +755,23 @@
           <w:sz w:val="21"/>
           <w:lang w:val="en-US"/>
         </w:rPr>
-        <w:t>{{bienKiemSoat}}</w:t>
+        <w:t>{{</w:t>
+      </w:r>
+      <w:proofErr w:type="spellStart"/>
+      <w:r>
+        <w:rPr>
+          <w:sz w:val="21"/>
+          <w:lang w:val="en-US"/>
+        </w:rPr>
+        <w:t>bienKiemSoat</w:t>
+      </w:r>
+      <w:proofErr w:type="spellEnd"/>
+      <w:r>
+        <w:rPr>
+          <w:sz w:val="21"/>
+          <w:lang w:val="en-US"/>
+        </w:rPr>
+        <w:t>}}</w:t>
       </w:r>
       <w:r>
         <w:rPr>
@@ -597,7 +798,39 @@
           <w:sz w:val="21"/>
           <w:lang w:val="en-US"/>
         </w:rPr>
-        <w:t>- Nhãn hiệu:</w:t>
+        <w:t xml:space="preserve">- </w:t>
+      </w:r>
+      <w:proofErr w:type="spellStart"/>
+      <w:r>
+        <w:rPr>
+          <w:sz w:val="21"/>
+          <w:lang w:val="en-US"/>
+        </w:rPr>
+        <w:t>Nhãn</w:t>
+      </w:r>
+      <w:proofErr w:type="spellEnd"/>
+      <w:r>
+        <w:rPr>
+          <w:sz w:val="21"/>
+          <w:lang w:val="en-US"/>
+        </w:rPr>
+        <w:t xml:space="preserve"> </w:t>
+      </w:r>
+      <w:proofErr w:type="spellStart"/>
+      <w:r>
+        <w:rPr>
+          <w:sz w:val="21"/>
+          <w:lang w:val="en-US"/>
+        </w:rPr>
+        <w:t>hiệu</w:t>
+      </w:r>
+      <w:proofErr w:type="spellEnd"/>
+      <w:r>
+        <w:rPr>
+          <w:sz w:val="21"/>
+          <w:lang w:val="en-US"/>
+        </w:rPr>
+        <w:t>:</w:t>
       </w:r>
       <w:r>
         <w:rPr>
@@ -611,7 +844,23 @@
           <w:sz w:val="21"/>
           <w:lang w:val="en-US"/>
         </w:rPr>
-        <w:t>{{nhanHieuXe}}</w:t>
+        <w:t>{{</w:t>
+      </w:r>
+      <w:proofErr w:type="spellStart"/>
+      <w:r>
+        <w:rPr>
+          <w:sz w:val="21"/>
+          <w:lang w:val="en-US"/>
+        </w:rPr>
+        <w:t>nhanHieuXe</w:t>
+      </w:r>
+      <w:proofErr w:type="spellEnd"/>
+      <w:r>
+        <w:rPr>
+          <w:sz w:val="21"/>
+          <w:lang w:val="en-US"/>
+        </w:rPr>
+        <w:t>}}</w:t>
       </w:r>
       <w:r>
         <w:rPr>
@@ -619,7 +868,39 @@
           <w:lang w:val="en-US"/>
         </w:rPr>
         <w:tab/>
-        <w:t>- Tải trọng:</w:t>
+        <w:t xml:space="preserve">- </w:t>
+      </w:r>
+      <w:proofErr w:type="spellStart"/>
+      <w:r>
+        <w:rPr>
+          <w:sz w:val="21"/>
+          <w:lang w:val="en-US"/>
+        </w:rPr>
+        <w:t>Tải</w:t>
+      </w:r>
+      <w:proofErr w:type="spellEnd"/>
+      <w:r>
+        <w:rPr>
+          <w:sz w:val="21"/>
+          <w:lang w:val="en-US"/>
+        </w:rPr>
+        <w:t xml:space="preserve"> </w:t>
+      </w:r>
+      <w:proofErr w:type="spellStart"/>
+      <w:r>
+        <w:rPr>
+          <w:sz w:val="21"/>
+          <w:lang w:val="en-US"/>
+        </w:rPr>
+        <w:t>trọng</w:t>
+      </w:r>
+      <w:proofErr w:type="spellEnd"/>
+      <w:r>
+        <w:rPr>
+          <w:sz w:val="21"/>
+          <w:lang w:val="en-US"/>
+        </w:rPr>
+        <w:t>:</w:t>
       </w:r>
       <w:r>
         <w:rPr>
@@ -635,14 +916,78 @@
           <w:lang w:val="en-US"/>
         </w:rPr>
         <w:tab/>
-        <w:t xml:space="preserve">KG -Số chỗ ngồi: </w:t>
-      </w:r>
-      <w:r>
-        <w:rPr>
-          <w:sz w:val="21"/>
-          <w:lang w:val="en-US"/>
-        </w:rPr>
-        <w:t>{{gopTaiTrongSoCho}}</w:t>
+        <w:t>KG -</w:t>
+      </w:r>
+      <w:proofErr w:type="spellStart"/>
+      <w:r>
+        <w:rPr>
+          <w:sz w:val="21"/>
+          <w:lang w:val="en-US"/>
+        </w:rPr>
+        <w:t>Số</w:t>
+      </w:r>
+      <w:proofErr w:type="spellEnd"/>
+      <w:r>
+        <w:rPr>
+          <w:sz w:val="21"/>
+          <w:lang w:val="en-US"/>
+        </w:rPr>
+        <w:t xml:space="preserve"> </w:t>
+      </w:r>
+      <w:proofErr w:type="spellStart"/>
+      <w:r>
+        <w:rPr>
+          <w:sz w:val="21"/>
+          <w:lang w:val="en-US"/>
+        </w:rPr>
+        <w:t>chỗ</w:t>
+      </w:r>
+      <w:proofErr w:type="spellEnd"/>
+      <w:r>
+        <w:rPr>
+          <w:sz w:val="21"/>
+          <w:lang w:val="en-US"/>
+        </w:rPr>
+        <w:t xml:space="preserve"> </w:t>
+      </w:r>
+      <w:proofErr w:type="spellStart"/>
+      <w:r>
+        <w:rPr>
+          <w:sz w:val="21"/>
+          <w:lang w:val="en-US"/>
+        </w:rPr>
+        <w:t>ngồi</w:t>
+      </w:r>
+      <w:proofErr w:type="spellEnd"/>
+      <w:r>
+        <w:rPr>
+          <w:sz w:val="21"/>
+          <w:lang w:val="en-US"/>
+        </w:rPr>
+        <w:t xml:space="preserve">: </w:t>
+      </w:r>
+      <w:r>
+        <w:rPr>
+          <w:sz w:val="21"/>
+          <w:lang w:val="en-US"/>
+        </w:rPr>
+        <w:t>{{</w:t>
+      </w:r>
+      <w:proofErr w:type="spellStart"/>
+      <w:r>
+        <w:rPr>
+          <w:sz w:val="21"/>
+          <w:lang w:val="en-US"/>
+        </w:rPr>
+        <w:t>gopTaiTrongSoCho</w:t>
+      </w:r>
+      <w:proofErr w:type="spellEnd"/>
+      <w:r>
+        <w:rPr>
+          <w:sz w:val="21"/>
+          <w:lang w:val="en-US"/>
+        </w:rPr>
+        <w:t>}}</w:t>
       </w:r>
     </w:p>
     <w:p>
@@ -662,7 +1007,39 @@
           <w:sz w:val="21"/>
           <w:lang w:val="en-US"/>
         </w:rPr>
-        <w:t>- Số Khung:</w:t>
+        <w:t xml:space="preserve">- </w:t>
+      </w:r>
+      <w:proofErr w:type="spellStart"/>
+      <w:r>
+        <w:rPr>
+          <w:sz w:val="21"/>
+          <w:lang w:val="en-US"/>
+        </w:rPr>
+        <w:t>Số</w:t>
+      </w:r>
+      <w:proofErr w:type="spellEnd"/>
+      <w:r>
+        <w:rPr>
+          <w:sz w:val="21"/>
+          <w:lang w:val="en-US"/>
+        </w:rPr>
+        <w:t xml:space="preserve"> </w:t>
+      </w:r>
+      <w:proofErr w:type="spellStart"/>
+      <w:r>
+        <w:rPr>
+          <w:sz w:val="21"/>
+          <w:lang w:val="en-US"/>
+        </w:rPr>
+        <w:t>Khung</w:t>
+      </w:r>
+      <w:proofErr w:type="spellEnd"/>
+      <w:r>
+        <w:rPr>
+          <w:sz w:val="21"/>
+          <w:lang w:val="en-US"/>
+        </w:rPr>
+        <w:t>:</w:t>
       </w:r>
       <w:r>
         <w:rPr>
@@ -676,7 +1053,23 @@
           <w:sz w:val="21"/>
           <w:lang w:val="en-US"/>
         </w:rPr>
-        <w:t>{{soKhung}}</w:t>
+        <w:t>{{</w:t>
+      </w:r>
+      <w:proofErr w:type="spellStart"/>
+      <w:r>
+        <w:rPr>
+          <w:sz w:val="21"/>
+          <w:lang w:val="en-US"/>
+        </w:rPr>
+        <w:t>soKhung</w:t>
+      </w:r>
+      <w:proofErr w:type="spellEnd"/>
+      <w:r>
+        <w:rPr>
+          <w:sz w:val="21"/>
+          <w:lang w:val="en-US"/>
+        </w:rPr>
+        <w:t>}}</w:t>
       </w:r>
       <w:r>
         <w:rPr>
@@ -697,7 +1090,39 @@
           <w:sz w:val="21"/>
           <w:lang w:val="en-US"/>
         </w:rPr>
-        <w:t>- Số Máy:</w:t>
+        <w:t xml:space="preserve">- </w:t>
+      </w:r>
+      <w:proofErr w:type="spellStart"/>
+      <w:r>
+        <w:rPr>
+          <w:sz w:val="21"/>
+          <w:lang w:val="en-US"/>
+        </w:rPr>
+        <w:t>Số</w:t>
+      </w:r>
+      <w:proofErr w:type="spellEnd"/>
+      <w:r>
+        <w:rPr>
+          <w:sz w:val="21"/>
+          <w:lang w:val="en-US"/>
+        </w:rPr>
+        <w:t xml:space="preserve"> </w:t>
+      </w:r>
+      <w:proofErr w:type="spellStart"/>
+      <w:r>
+        <w:rPr>
+          <w:sz w:val="21"/>
+          <w:lang w:val="en-US"/>
+        </w:rPr>
+        <w:t>Máy</w:t>
+      </w:r>
+      <w:proofErr w:type="spellEnd"/>
+      <w:r>
+        <w:rPr>
+          <w:sz w:val="21"/>
+          <w:lang w:val="en-US"/>
+        </w:rPr>
+        <w:t>:</w:t>
       </w:r>
       <w:r>
         <w:rPr>
@@ -711,7 +1136,23 @@
           <w:sz w:val="21"/>
           <w:lang w:val="en-US"/>
         </w:rPr>
-        <w:t>{{soMay}}</w:t>
+        <w:t>{{</w:t>
+      </w:r>
+      <w:proofErr w:type="spellStart"/>
+      <w:r>
+        <w:rPr>
+          <w:sz w:val="21"/>
+          <w:lang w:val="en-US"/>
+        </w:rPr>
+        <w:t>soMay</w:t>
+      </w:r>
+      <w:proofErr w:type="spellEnd"/>
+      <w:r>
+        <w:rPr>
+          <w:sz w:val="21"/>
+          <w:lang w:val="en-US"/>
+        </w:rPr>
+        <w:t>}}</w:t>
       </w:r>
     </w:p>
     <w:p>
@@ -731,7 +1172,39 @@
           <w:sz w:val="21"/>
           <w:lang w:val="en-US"/>
         </w:rPr>
-        <w:t>- Năm sản xuất:</w:t>
+        <w:t xml:space="preserve">- </w:t>
+      </w:r>
+      <w:proofErr w:type="spellStart"/>
+      <w:r>
+        <w:rPr>
+          <w:sz w:val="21"/>
+          <w:lang w:val="en-US"/>
+        </w:rPr>
+        <w:t>Năm</w:t>
+      </w:r>
+      <w:proofErr w:type="spellEnd"/>
+      <w:r>
+        <w:rPr>
+          <w:sz w:val="21"/>
+          <w:lang w:val="en-US"/>
+        </w:rPr>
+        <w:t xml:space="preserve"> sản </w:t>
+      </w:r>
+      <w:proofErr w:type="spellStart"/>
+      <w:r>
+        <w:rPr>
+          <w:sz w:val="21"/>
+          <w:lang w:val="en-US"/>
+        </w:rPr>
+        <w:t>xuất</w:t>
+      </w:r>
+      <w:proofErr w:type="spellEnd"/>
+      <w:r>
+        <w:rPr>
+          <w:sz w:val="21"/>
+          <w:lang w:val="en-US"/>
+        </w:rPr>
+        <w:t>:</w:t>
       </w:r>
       <w:r>
         <w:rPr>
@@ -745,7 +1218,23 @@
           <w:sz w:val="21"/>
           <w:lang w:val="en-US"/>
         </w:rPr>
-        <w:t>{{namSX}}</w:t>
+        <w:t>{{</w:t>
+      </w:r>
+      <w:proofErr w:type="spellStart"/>
+      <w:r>
+        <w:rPr>
+          <w:sz w:val="21"/>
+          <w:lang w:val="en-US"/>
+        </w:rPr>
+        <w:t>namSX</w:t>
+      </w:r>
+      <w:proofErr w:type="spellEnd"/>
+      <w:r>
+        <w:rPr>
+          <w:sz w:val="21"/>
+          <w:lang w:val="en-US"/>
+        </w:rPr>
+        <w:t>}}</w:t>
       </w:r>
       <w:r>
         <w:rPr>
@@ -766,7 +1255,39 @@
           <w:sz w:val="21"/>
           <w:lang w:val="en-US"/>
         </w:rPr>
-        <w:t>- Xuất xứ:</w:t>
+        <w:t xml:space="preserve">- </w:t>
+      </w:r>
+      <w:proofErr w:type="spellStart"/>
+      <w:r>
+        <w:rPr>
+          <w:sz w:val="21"/>
+          <w:lang w:val="en-US"/>
+        </w:rPr>
+        <w:t>Xuất</w:t>
+      </w:r>
+      <w:proofErr w:type="spellEnd"/>
+      <w:r>
+        <w:rPr>
+          <w:sz w:val="21"/>
+          <w:lang w:val="en-US"/>
+        </w:rPr>
+        <w:t xml:space="preserve"> </w:t>
+      </w:r>
+      <w:proofErr w:type="spellStart"/>
+      <w:r>
+        <w:rPr>
+          <w:sz w:val="21"/>
+          <w:lang w:val="en-US"/>
+        </w:rPr>
+        <w:t>xứ</w:t>
+      </w:r>
+      <w:proofErr w:type="spellEnd"/>
+      <w:r>
+        <w:rPr>
+          <w:sz w:val="21"/>
+          <w:lang w:val="en-US"/>
+        </w:rPr>
+        <w:t>:</w:t>
       </w:r>
       <w:r>
         <w:rPr>
@@ -780,7 +1301,23 @@
           <w:sz w:val="21"/>
           <w:lang w:val="en-US"/>
         </w:rPr>
-        <w:t>{{nuocSX}}</w:t>
+        <w:t>{{</w:t>
+      </w:r>
+      <w:proofErr w:type="spellStart"/>
+      <w:r>
+        <w:rPr>
+          <w:sz w:val="21"/>
+          <w:lang w:val="en-US"/>
+        </w:rPr>
+        <w:t>nuocSX</w:t>
+      </w:r>
+      <w:proofErr w:type="spellEnd"/>
+      <w:r>
+        <w:rPr>
+          <w:sz w:val="21"/>
+          <w:lang w:val="en-US"/>
+        </w:rPr>
+        <w:t>}}</w:t>
       </w:r>
     </w:p>
     <w:p>
@@ -1129,7 +1666,7 @@
 </file>
 
 <file path=word/numbering.xml><?xml version="1.0" encoding="utf-8"?>
-<w:numbering xmlns:wpc="http://schemas.microsoft.com/office/word/2010/wordprocessingCanvas" xmlns:cx="http://schemas.microsoft.com/office/drawing/2014/chartex" xmlns:cx1="http://schemas.microsoft.com/office/drawing/2015/9/8/chartex" xmlns:cx2="http://schemas.microsoft.com/office/drawing/2015/10/21/chartex" xmlns:cx3="http://schemas.microsoft.com/office/drawing/2016/5/9/chartex" xmlns:cx4="http://schemas.microsoft.com/office/drawing/2016/5/10/chartex" xmlns:cx5="http://schemas.microsoft.com/office/drawing/2016/5/11/chartex" xmlns:cx6="http://schemas.microsoft.com/office/drawing/2016/5/12/chartex" xmlns:cx7="http://schemas.microsoft.com/office/drawing/2016/5/13/chartex" xmlns:cx8="http://schemas.microsoft.com/office/drawing/2016/5/14/chartex" xmlns:mc="http://schemas.openxmlformats.org/markup-compatibility/2006" xmlns:aink="http://schemas.microsoft.com/office/drawing/2016/ink" xmlns:am3d="http://schemas.microsoft.com/office/drawing/2017/model3d" xmlns:o="urn:schemas-microsoft-com:office:office" xmlns:oel="http://schemas.microsoft.com/office/2019/extlst" xmlns:r="http://schemas.openxmlformats.org/officeDocument/2006/relationships" xmlns:m="http://schemas.openxmlformats.org/officeDocument/2006/math" xmlns:v="urn:schemas-microsoft-com:vml" xmlns:wp14="http://schemas.microsoft.com/office/word/2010/wordprocessingDrawing" xmlns:wp="http://schemas.openxmlformats.org/drawingml/2006/wordprocessingDrawing" xmlns:w10="urn:schemas-microsoft-com:office:word" xmlns:w="http://schemas.openxmlformats.org/wordprocessingml/2006/main" xmlns:w14="http://schemas.microsoft.com/office/word/2010/wordml" xmlns:w15="http://schemas.microsoft.com/office/word/2012/wordml" xmlns:w16cex="http://schemas.microsoft.com/office/word/2018/wordml/cex" xmlns:w16cid="http://schemas.microsoft.com/office/word/2016/wordml/cid" xmlns:w16="http://schemas.microsoft.com/office/word/2018/wordml" xmlns:w16du="http://schemas.microsoft.com/office/word/2023/wordml/word16du" xmlns:w16sdtdh="http://schemas.microsoft.com/office/word/2020/wordml/sdtdatahash" xmlns:w16sdtfl="http://schemas.microsoft.com/office/word/2024/wordml/sdtformatlock" xmlns:w16se="http://schemas.microsoft.com/office/word/2015/wordml/symex" xmlns:wpg="http://schemas.microsoft.com/office/word/2010/wordprocessingGroup" xmlns:wpi="http://schemas.microsoft.com/office/word/2010/wordprocessingInk" xmlns:wne="http://schemas.microsoft.com/office/word/2006/wordml" xmlns:wps="http://schemas.microsoft.com/office/word/2010/wordprocessingShape" mc:Ignorable="w14 w15 w16se w16cid w16 w16cex w16sdtdh w16sdtfl w16du wp14">
+<w:numbering xmlns:wpc="http://schemas.microsoft.com/office/word/2010/wordprocessingCanvas" xmlns:cx="http://schemas.microsoft.com/office/drawing/2014/chartex" xmlns:cx1="http://schemas.microsoft.com/office/drawing/2015/9/8/chartex" xmlns:cx2="http://schemas.microsoft.com/office/drawing/2015/10/21/chartex" xmlns:cx3="http://schemas.microsoft.com/office/drawing/2016/5/9/chartex" xmlns:cx4="http://schemas.microsoft.com/office/drawing/2016/5/10/chartex" xmlns:cx5="http://schemas.microsoft.com/office/drawing/2016/5/11/chartex" xmlns:cx6="http://schemas.microsoft.com/office/drawing/2016/5/12/chartex" xmlns:cx7="http://schemas.microsoft.com/office/drawing/2016/5/13/chartex" xmlns:cx8="http://schemas.microsoft.com/office/drawing/2016/5/14/chartex" xmlns:mc="http://schemas.openxmlformats.org/markup-compatibility/2006" xmlns:aink="http://schemas.microsoft.com/office/drawing/2016/ink" xmlns:am3d="http://schemas.microsoft.com/office/drawing/2017/model3d" xmlns:o="urn:schemas-microsoft-com:office:office" xmlns:oel="http://schemas.microsoft.com/office/2019/extlst" xmlns:r="http://schemas.openxmlformats.org/officeDocument/2006/relationships" xmlns:m="http://schemas.openxmlformats.org/officeDocument/2006/math" xmlns:v="urn:schemas-microsoft-com:vml" xmlns:wp14="http://schemas.microsoft.com/office/word/2010/wordprocessingDrawing" xmlns:wp="http://schemas.openxmlformats.org/drawingml/2006/wordprocessingDrawing" xmlns:w10="urn:schemas-microsoft-com:office:word" xmlns:w="http://schemas.openxmlformats.org/wordprocessingml/2006/main" xmlns:w14="http://schemas.microsoft.com/office/word/2010/wordml" xmlns:w15="http://schemas.microsoft.com/office/word/2012/wordml" xmlns:w16cex="http://schemas.microsoft.com/office/word/2018/wordml/cex" xmlns:w16cid="http://schemas.microsoft.com/office/word/2016/wordml/cid" xmlns:w16="http://schemas.microsoft.com/office/word/2018/wordml" xmlns:w16sdtdh="http://schemas.microsoft.com/office/word/2020/wordml/sdtdatahash" xmlns:w16se="http://schemas.microsoft.com/office/word/2015/wordml/symex" xmlns:wpg="http://schemas.microsoft.com/office/word/2010/wordprocessingGroup" xmlns:wpi="http://schemas.microsoft.com/office/word/2010/wordprocessingInk" xmlns:wne="http://schemas.microsoft.com/office/word/2006/wordml" xmlns:wps="http://schemas.microsoft.com/office/word/2010/wordprocessingShape" mc:Ignorable="w14 w15 w16se w16cid w16 w16cex w16sdtdh wp14">
   <w:abstractNum w:abstractNumId="0" w15:restartNumberingAfterBreak="0">
     <w:nsid w:val="63044B61"/>
     <w:multiLevelType w:val="hybridMultilevel"/>
@@ -1384,7 +1921,7 @@
 </file>
 
 <file path=word/styles.xml><?xml version="1.0" encoding="utf-8"?>
-<w:styles xmlns:mc="http://schemas.openxmlformats.org/markup-compatibility/2006" xmlns:r="http://schemas.openxmlformats.org/officeDocument/2006/relationships" xmlns:w="http://schemas.openxmlformats.org/wordprocessingml/2006/main" xmlns:w14="http://schemas.microsoft.com/office/word/2010/wordml" xmlns:w15="http://schemas.microsoft.com/office/word/2012/wordml" xmlns:w16cex="http://schemas.microsoft.com/office/word/2018/wordml/cex" xmlns:w16cid="http://schemas.microsoft.com/office/word/2016/wordml/cid" xmlns:w16="http://schemas.microsoft.com/office/word/2018/wordml" xmlns:w16du="http://schemas.microsoft.com/office/word/2023/wordml/word16du" xmlns:w16sdtdh="http://schemas.microsoft.com/office/word/2020/wordml/sdtdatahash" xmlns:w16sdtfl="http://schemas.microsoft.com/office/word/2024/wordml/sdtformatlock" xmlns:w16se="http://schemas.microsoft.com/office/word/2015/wordml/symex" mc:Ignorable="w14 w15 w16se w16cid w16 w16cex w16sdtdh w16sdtfl w16du">
+<w:styles xmlns:mc="http://schemas.openxmlformats.org/markup-compatibility/2006" xmlns:r="http://schemas.openxmlformats.org/officeDocument/2006/relationships" xmlns:w="http://schemas.openxmlformats.org/wordprocessingml/2006/main" xmlns:w14="http://schemas.microsoft.com/office/word/2010/wordml" xmlns:w15="http://schemas.microsoft.com/office/word/2012/wordml" xmlns:w16cex="http://schemas.microsoft.com/office/word/2018/wordml/cex" xmlns:w16cid="http://schemas.microsoft.com/office/word/2016/wordml/cid" xmlns:w16="http://schemas.microsoft.com/office/word/2018/wordml" xmlns:w16sdtdh="http://schemas.microsoft.com/office/word/2020/wordml/sdtdatahash" xmlns:w16se="http://schemas.microsoft.com/office/word/2015/wordml/symex" mc:Ignorable="w14 w15 w16se w16cid w16 w16cex w16sdtdh">
   <w:docDefaults>
     <w:rPrDefault>
       <w:rPr>

--- a/templates/giay_chung_nhan_tv_htx.docx
+++ b/templates/giay_chung_nhan_tv_htx.docx
@@ -1,6 +1,6 @@
 
 <file path=word/document.xml><?xml version="1.0" encoding="utf-8"?>
-<w:document xmlns:wpc="http://schemas.microsoft.com/office/word/2010/wordprocessingCanvas" xmlns:cx="http://schemas.microsoft.com/office/drawing/2014/chartex" xmlns:cx1="http://schemas.microsoft.com/office/drawing/2015/9/8/chartex" xmlns:cx2="http://schemas.microsoft.com/office/drawing/2015/10/21/chartex" xmlns:cx3="http://schemas.microsoft.com/office/drawing/2016/5/9/chartex" xmlns:cx4="http://schemas.microsoft.com/office/drawing/2016/5/10/chartex" xmlns:cx5="http://schemas.microsoft.com/office/drawing/2016/5/11/chartex" xmlns:cx6="http://schemas.microsoft.com/office/drawing/2016/5/12/chartex" xmlns:cx7="http://schemas.microsoft.com/office/drawing/2016/5/13/chartex" xmlns:cx8="http://schemas.microsoft.com/office/drawing/2016/5/14/chartex" xmlns:mc="http://schemas.openxmlformats.org/markup-compatibility/2006" xmlns:aink="http://schemas.microsoft.com/office/drawing/2016/ink" xmlns:am3d="http://schemas.microsoft.com/office/drawing/2017/model3d" xmlns:o="urn:schemas-microsoft-com:office:office" xmlns:oel="http://schemas.microsoft.com/office/2019/extlst" xmlns:r="http://schemas.openxmlformats.org/officeDocument/2006/relationships" xmlns:m="http://schemas.openxmlformats.org/officeDocument/2006/math" xmlns:v="urn:schemas-microsoft-com:vml" xmlns:wp14="http://schemas.microsoft.com/office/word/2010/wordprocessingDrawing" xmlns:wp="http://schemas.openxmlformats.org/drawingml/2006/wordprocessingDrawing" xmlns:w10="urn:schemas-microsoft-com:office:word" xmlns:w="http://schemas.openxmlformats.org/wordprocessingml/2006/main" xmlns:w14="http://schemas.microsoft.com/office/word/2010/wordml" xmlns:w15="http://schemas.microsoft.com/office/word/2012/wordml" xmlns:w16cex="http://schemas.microsoft.com/office/word/2018/wordml/cex" xmlns:w16cid="http://schemas.microsoft.com/office/word/2016/wordml/cid" xmlns:w16="http://schemas.microsoft.com/office/word/2018/wordml" xmlns:w16sdtdh="http://schemas.microsoft.com/office/word/2020/wordml/sdtdatahash" xmlns:w16se="http://schemas.microsoft.com/office/word/2015/wordml/symex" xmlns:wpg="http://schemas.microsoft.com/office/word/2010/wordprocessingGroup" xmlns:wpi="http://schemas.microsoft.com/office/word/2010/wordprocessingInk" xmlns:wne="http://schemas.microsoft.com/office/word/2006/wordml" xmlns:wps="http://schemas.microsoft.com/office/word/2010/wordprocessingShape" mc:Ignorable="w14 w15 w16se w16cid w16 w16cex w16sdtdh wp14">
+<w:document xmlns:wpc="http://schemas.microsoft.com/office/word/2010/wordprocessingCanvas" xmlns:cx="http://schemas.microsoft.com/office/drawing/2014/chartex" xmlns:cx1="http://schemas.microsoft.com/office/drawing/2015/9/8/chartex" xmlns:cx2="http://schemas.microsoft.com/office/drawing/2015/10/21/chartex" xmlns:cx3="http://schemas.microsoft.com/office/drawing/2016/5/9/chartex" xmlns:cx4="http://schemas.microsoft.com/office/drawing/2016/5/10/chartex" xmlns:cx5="http://schemas.microsoft.com/office/drawing/2016/5/11/chartex" xmlns:cx6="http://schemas.microsoft.com/office/drawing/2016/5/12/chartex" xmlns:cx7="http://schemas.microsoft.com/office/drawing/2016/5/13/chartex" xmlns:cx8="http://schemas.microsoft.com/office/drawing/2016/5/14/chartex" xmlns:mc="http://schemas.openxmlformats.org/markup-compatibility/2006" xmlns:aink="http://schemas.microsoft.com/office/drawing/2016/ink" xmlns:am3d="http://schemas.microsoft.com/office/drawing/2017/model3d" xmlns:o="urn:schemas-microsoft-com:office:office" xmlns:oel="http://schemas.microsoft.com/office/2019/extlst" xmlns:r="http://schemas.openxmlformats.org/officeDocument/2006/relationships" xmlns:m="http://schemas.openxmlformats.org/officeDocument/2006/math" xmlns:v="urn:schemas-microsoft-com:vml" xmlns:wp14="http://schemas.microsoft.com/office/word/2010/wordprocessingDrawing" xmlns:wp="http://schemas.openxmlformats.org/drawingml/2006/wordprocessingDrawing" xmlns:w10="urn:schemas-microsoft-com:office:word" xmlns:w="http://schemas.openxmlformats.org/wordprocessingml/2006/main" xmlns:w14="http://schemas.microsoft.com/office/word/2010/wordml" xmlns:w15="http://schemas.microsoft.com/office/word/2012/wordml" xmlns:w16cex="http://schemas.microsoft.com/office/word/2018/wordml/cex" xmlns:w16cid="http://schemas.microsoft.com/office/word/2016/wordml/cid" xmlns:w16="http://schemas.microsoft.com/office/word/2018/wordml" xmlns:w16du="http://schemas.microsoft.com/office/word/2023/wordml/word16du" xmlns:w16sdtdh="http://schemas.microsoft.com/office/word/2020/wordml/sdtdatahash" xmlns:w16sdtfl="http://schemas.microsoft.com/office/word/2024/wordml/sdtformatlock" xmlns:w16se="http://schemas.microsoft.com/office/word/2015/wordml/symex" xmlns:wpg="http://schemas.microsoft.com/office/word/2010/wordprocessingGroup" xmlns:wpi="http://schemas.microsoft.com/office/word/2010/wordprocessingInk" xmlns:wne="http://schemas.microsoft.com/office/word/2006/wordml" xmlns:wps="http://schemas.microsoft.com/office/word/2010/wordprocessingShape" mc:Ignorable="w14 w15 w16se w16cid w16 w16cex w16sdtdh w16sdtfl w16du wp14">
   <w:body>
     <w:p>
       <w:pPr>
@@ -66,25 +66,7 @@
                 <w:sz w:val="21"/>
                 <w:lang w:val="en-US"/>
               </w:rPr>
-              <w:t>{{</w:t>
-            </w:r>
-            <w:proofErr w:type="spellStart"/>
-            <w:r>
-              <w:rPr>
-                <w:b/>
-                <w:sz w:val="21"/>
-                <w:lang w:val="en-US"/>
-              </w:rPr>
-              <w:t>tenDonViHTX</w:t>
-            </w:r>
-            <w:proofErr w:type="spellEnd"/>
-            <w:r>
-              <w:rPr>
-                <w:b/>
-                <w:sz w:val="21"/>
-                <w:lang w:val="en-US"/>
-              </w:rPr>
-              <w:t>}}</w:t>
+              <w:t>{{tenDonViHTX}}</w:t>
             </w:r>
           </w:p>
           <w:p>
@@ -107,27 +89,7 @@
                 <w:sz w:val="21"/>
                 <w:lang w:val="en-US"/>
               </w:rPr>
-              <w:t>{{</w:t>
-            </w:r>
-            <w:proofErr w:type="spellStart"/>
-            <w:r>
-              <w:rPr>
-                <w:b/>
-                <w:bCs/>
-                <w:sz w:val="21"/>
-                <w:lang w:val="en-US"/>
-              </w:rPr>
-              <w:t>diaChiDonViHTX</w:t>
-            </w:r>
-            <w:proofErr w:type="spellEnd"/>
-            <w:r>
-              <w:rPr>
-                <w:b/>
-                <w:bCs/>
-                <w:sz w:val="21"/>
-                <w:lang w:val="en-US"/>
-              </w:rPr>
-              <w:t>}}</w:t>
+              <w:t>{{diaChiDonViHTX}}</w:t>
             </w:r>
           </w:p>
           <w:p>
@@ -149,47 +111,7 @@
                 <w:sz w:val="21"/>
                 <w:lang w:val="en-US"/>
               </w:rPr>
-              <w:t xml:space="preserve">Điện </w:t>
-            </w:r>
-            <w:proofErr w:type="spellStart"/>
-            <w:r>
-              <w:rPr>
-                <w:b/>
-                <w:bCs/>
-                <w:sz w:val="21"/>
-                <w:lang w:val="en-US"/>
-              </w:rPr>
-              <w:t>thoại</w:t>
-            </w:r>
-            <w:proofErr w:type="spellEnd"/>
-            <w:r>
-              <w:rPr>
-                <w:b/>
-                <w:bCs/>
-                <w:sz w:val="21"/>
-                <w:lang w:val="en-US"/>
-              </w:rPr>
-              <w:t>: {{</w:t>
-            </w:r>
-            <w:proofErr w:type="spellStart"/>
-            <w:r>
-              <w:rPr>
-                <w:b/>
-                <w:bCs/>
-                <w:sz w:val="21"/>
-                <w:lang w:val="en-US"/>
-              </w:rPr>
-              <w:t>sdtDonViHTX</w:t>
-            </w:r>
-            <w:proofErr w:type="spellEnd"/>
-            <w:r>
-              <w:rPr>
-                <w:b/>
-                <w:bCs/>
-                <w:sz w:val="21"/>
-                <w:lang w:val="en-US"/>
-              </w:rPr>
-              <w:t>}}</w:t>
+              <w:t>Điện thoại: {{sdtDonViHTX}}</w:t>
             </w:r>
           </w:p>
         </w:tc>
@@ -235,7 +157,6 @@
                 <w:lang w:val="en-US"/>
               </w:rPr>
             </w:pPr>
-            <w:proofErr w:type="spellStart"/>
             <w:r>
               <w:rPr>
                 <w:b/>
@@ -243,69 +164,8 @@
                 <w:szCs w:val="28"/>
                 <w:lang w:val="en-US"/>
               </w:rPr>
-              <w:t>Độc</w:t>
+              <w:t>Độc lập – Tự do- Hạnh phúc</w:t>
             </w:r>
-            <w:proofErr w:type="spellEnd"/>
-            <w:r>
-              <w:rPr>
-                <w:b/>
-                <w:sz w:val="24"/>
-                <w:szCs w:val="28"/>
-                <w:lang w:val="en-US"/>
-              </w:rPr>
-              <w:t xml:space="preserve"> </w:t>
-            </w:r>
-            <w:proofErr w:type="spellStart"/>
-            <w:r>
-              <w:rPr>
-                <w:b/>
-                <w:sz w:val="24"/>
-                <w:szCs w:val="28"/>
-                <w:lang w:val="en-US"/>
-              </w:rPr>
-              <w:t>lập</w:t>
-            </w:r>
-            <w:proofErr w:type="spellEnd"/>
-            <w:r>
-              <w:rPr>
-                <w:b/>
-                <w:sz w:val="24"/>
-                <w:szCs w:val="28"/>
-                <w:lang w:val="en-US"/>
-              </w:rPr>
-              <w:t xml:space="preserve"> – </w:t>
-            </w:r>
-            <w:proofErr w:type="spellStart"/>
-            <w:r>
-              <w:rPr>
-                <w:b/>
-                <w:sz w:val="24"/>
-                <w:szCs w:val="28"/>
-                <w:lang w:val="en-US"/>
-              </w:rPr>
-              <w:t>Tự</w:t>
-            </w:r>
-            <w:proofErr w:type="spellEnd"/>
-            <w:r>
-              <w:rPr>
-                <w:b/>
-                <w:sz w:val="24"/>
-                <w:szCs w:val="28"/>
-                <w:lang w:val="en-US"/>
-              </w:rPr>
-              <w:t xml:space="preserve"> do- Hạnh </w:t>
-            </w:r>
-            <w:proofErr w:type="spellStart"/>
-            <w:r>
-              <w:rPr>
-                <w:b/>
-                <w:sz w:val="24"/>
-                <w:szCs w:val="28"/>
-                <w:lang w:val="en-US"/>
-              </w:rPr>
-              <w:t>phúc</w:t>
-            </w:r>
-            <w:proofErr w:type="spellEnd"/>
           </w:p>
           <w:p>
             <w:pPr>
@@ -693,55 +553,7 @@
           <w:sz w:val="21"/>
           <w:lang w:val="en-US"/>
         </w:rPr>
-        <w:t xml:space="preserve">- </w:t>
-      </w:r>
-      <w:proofErr w:type="spellStart"/>
-      <w:r>
-        <w:rPr>
-          <w:sz w:val="21"/>
-          <w:lang w:val="en-US"/>
-        </w:rPr>
-        <w:t>Biển</w:t>
-      </w:r>
-      <w:proofErr w:type="spellEnd"/>
-      <w:r>
-        <w:rPr>
-          <w:sz w:val="21"/>
-          <w:lang w:val="en-US"/>
-        </w:rPr>
-        <w:t xml:space="preserve"> </w:t>
-      </w:r>
-      <w:proofErr w:type="spellStart"/>
-      <w:r>
-        <w:rPr>
-          <w:sz w:val="21"/>
-          <w:lang w:val="en-US"/>
-        </w:rPr>
-        <w:t>số</w:t>
-      </w:r>
-      <w:proofErr w:type="spellEnd"/>
-      <w:r>
-        <w:rPr>
-          <w:sz w:val="21"/>
-          <w:lang w:val="en-US"/>
-        </w:rPr>
-        <w:t xml:space="preserve"> </w:t>
-      </w:r>
-      <w:proofErr w:type="spellStart"/>
-      <w:r>
-        <w:rPr>
-          <w:sz w:val="21"/>
-          <w:lang w:val="en-US"/>
-        </w:rPr>
-        <w:t>xe</w:t>
-      </w:r>
-      <w:proofErr w:type="spellEnd"/>
-      <w:r>
-        <w:rPr>
-          <w:sz w:val="21"/>
-          <w:lang w:val="en-US"/>
-        </w:rPr>
-        <w:t>:</w:t>
+        <w:t>- Biển số xe:</w:t>
       </w:r>
       <w:r>
         <w:rPr>
@@ -755,23 +567,7 @@
           <w:sz w:val="21"/>
           <w:lang w:val="en-US"/>
         </w:rPr>
-        <w:t>{{</w:t>
-      </w:r>
-      <w:proofErr w:type="spellStart"/>
-      <w:r>
-        <w:rPr>
-          <w:sz w:val="21"/>
-          <w:lang w:val="en-US"/>
-        </w:rPr>
-        <w:t>bienKiemSoat</w:t>
-      </w:r>
-      <w:proofErr w:type="spellEnd"/>
-      <w:r>
-        <w:rPr>
-          <w:sz w:val="21"/>
-          <w:lang w:val="en-US"/>
-        </w:rPr>
-        <w:t>}}</w:t>
+        <w:t>{{bienKiemSoat}}</w:t>
       </w:r>
       <w:r>
         <w:rPr>
@@ -798,39 +594,7 @@
           <w:sz w:val="21"/>
           <w:lang w:val="en-US"/>
         </w:rPr>
-        <w:t xml:space="preserve">- </w:t>
-      </w:r>
-      <w:proofErr w:type="spellStart"/>
-      <w:r>
-        <w:rPr>
-          <w:sz w:val="21"/>
-          <w:lang w:val="en-US"/>
-        </w:rPr>
-        <w:t>Nhãn</w:t>
-      </w:r>
-      <w:proofErr w:type="spellEnd"/>
-      <w:r>
-        <w:rPr>
-          <w:sz w:val="21"/>
-          <w:lang w:val="en-US"/>
-        </w:rPr>
-        <w:t xml:space="preserve"> </w:t>
-      </w:r>
-      <w:proofErr w:type="spellStart"/>
-      <w:r>
-        <w:rPr>
-          <w:sz w:val="21"/>
-          <w:lang w:val="en-US"/>
-        </w:rPr>
-        <w:t>hiệu</w:t>
-      </w:r>
-      <w:proofErr w:type="spellEnd"/>
-      <w:r>
-        <w:rPr>
-          <w:sz w:val="21"/>
-          <w:lang w:val="en-US"/>
-        </w:rPr>
-        <w:t>:</w:t>
+        <w:t>- Nhãn hiệu:</w:t>
       </w:r>
       <w:r>
         <w:rPr>
@@ -844,23 +608,7 @@
           <w:sz w:val="21"/>
           <w:lang w:val="en-US"/>
         </w:rPr>
-        <w:t>{{</w:t>
-      </w:r>
-      <w:proofErr w:type="spellStart"/>
-      <w:r>
-        <w:rPr>
-          <w:sz w:val="21"/>
-          <w:lang w:val="en-US"/>
-        </w:rPr>
-        <w:t>nhanHieuXe</w:t>
-      </w:r>
-      <w:proofErr w:type="spellEnd"/>
-      <w:r>
-        <w:rPr>
-          <w:sz w:val="21"/>
-          <w:lang w:val="en-US"/>
-        </w:rPr>
-        <w:t>}}</w:t>
+        <w:t>{{nhanHieuXe}}</w:t>
       </w:r>
       <w:r>
         <w:rPr>
@@ -868,39 +616,7 @@
           <w:lang w:val="en-US"/>
         </w:rPr>
         <w:tab/>
-        <w:t xml:space="preserve">- </w:t>
-      </w:r>
-      <w:proofErr w:type="spellStart"/>
-      <w:r>
-        <w:rPr>
-          <w:sz w:val="21"/>
-          <w:lang w:val="en-US"/>
-        </w:rPr>
-        <w:t>Tải</w:t>
-      </w:r>
-      <w:proofErr w:type="spellEnd"/>
-      <w:r>
-        <w:rPr>
-          <w:sz w:val="21"/>
-          <w:lang w:val="en-US"/>
-        </w:rPr>
-        <w:t xml:space="preserve"> </w:t>
-      </w:r>
-      <w:proofErr w:type="spellStart"/>
-      <w:r>
-        <w:rPr>
-          <w:sz w:val="21"/>
-          <w:lang w:val="en-US"/>
-        </w:rPr>
-        <w:t>trọng</w:t>
-      </w:r>
-      <w:proofErr w:type="spellEnd"/>
-      <w:r>
-        <w:rPr>
-          <w:sz w:val="21"/>
-          <w:lang w:val="en-US"/>
-        </w:rPr>
-        <w:t>:</w:t>
+        <w:t>- Tải trọng:</w:t>
       </w:r>
       <w:r>
         <w:rPr>
@@ -916,78 +632,14 @@
           <w:lang w:val="en-US"/>
         </w:rPr>
         <w:tab/>
-        <w:t>KG -</w:t>
-      </w:r>
-      <w:proofErr w:type="spellStart"/>
-      <w:r>
-        <w:rPr>
-          <w:sz w:val="21"/>
-          <w:lang w:val="en-US"/>
-        </w:rPr>
-        <w:t>Số</w:t>
-      </w:r>
-      <w:proofErr w:type="spellEnd"/>
-      <w:r>
-        <w:rPr>
-          <w:sz w:val="21"/>
-          <w:lang w:val="en-US"/>
-        </w:rPr>
-        <w:t xml:space="preserve"> </w:t>
-      </w:r>
-      <w:proofErr w:type="spellStart"/>
-      <w:r>
-        <w:rPr>
-          <w:sz w:val="21"/>
-          <w:lang w:val="en-US"/>
-        </w:rPr>
-        <w:t>chỗ</w:t>
-      </w:r>
-      <w:proofErr w:type="spellEnd"/>
-      <w:r>
-        <w:rPr>
-          <w:sz w:val="21"/>
-          <w:lang w:val="en-US"/>
-        </w:rPr>
-        <w:t xml:space="preserve"> </w:t>
-      </w:r>
-      <w:proofErr w:type="spellStart"/>
-      <w:r>
-        <w:rPr>
-          <w:sz w:val="21"/>
-          <w:lang w:val="en-US"/>
-        </w:rPr>
-        <w:t>ngồi</w:t>
-      </w:r>
-      <w:proofErr w:type="spellEnd"/>
-      <w:r>
-        <w:rPr>
-          <w:sz w:val="21"/>
-          <w:lang w:val="en-US"/>
-        </w:rPr>
-        <w:t xml:space="preserve">: </w:t>
-      </w:r>
-      <w:r>
-        <w:rPr>
-          <w:sz w:val="21"/>
-          <w:lang w:val="en-US"/>
-        </w:rPr>
-        <w:t>{{</w:t>
-      </w:r>
-      <w:proofErr w:type="spellStart"/>
-      <w:r>
-        <w:rPr>
-          <w:sz w:val="21"/>
-          <w:lang w:val="en-US"/>
-        </w:rPr>
-        <w:t>gopTaiTrongSoCho</w:t>
-      </w:r>
-      <w:proofErr w:type="spellEnd"/>
-      <w:r>
-        <w:rPr>
-          <w:sz w:val="21"/>
-          <w:lang w:val="en-US"/>
-        </w:rPr>
-        <w:t>}}</w:t>
+        <w:t xml:space="preserve">KG -Số chỗ ngồi: </w:t>
+      </w:r>
+      <w:r>
+        <w:rPr>
+          <w:sz w:val="21"/>
+          <w:lang w:val="en-US"/>
+        </w:rPr>
+        <w:t>{{gopTaiTrongSoCho}}</w:t>
       </w:r>
     </w:p>
     <w:p>
@@ -1007,39 +659,7 @@
           <w:sz w:val="21"/>
           <w:lang w:val="en-US"/>
         </w:rPr>
-        <w:t xml:space="preserve">- </w:t>
-      </w:r>
-      <w:proofErr w:type="spellStart"/>
-      <w:r>
-        <w:rPr>
-          <w:sz w:val="21"/>
-          <w:lang w:val="en-US"/>
-        </w:rPr>
-        <w:t>Số</w:t>
-      </w:r>
-      <w:proofErr w:type="spellEnd"/>
-      <w:r>
-        <w:rPr>
-          <w:sz w:val="21"/>
-          <w:lang w:val="en-US"/>
-        </w:rPr>
-        <w:t xml:space="preserve"> </w:t>
-      </w:r>
-      <w:proofErr w:type="spellStart"/>
-      <w:r>
-        <w:rPr>
-          <w:sz w:val="21"/>
-          <w:lang w:val="en-US"/>
-        </w:rPr>
-        <w:t>Khung</w:t>
-      </w:r>
-      <w:proofErr w:type="spellEnd"/>
-      <w:r>
-        <w:rPr>
-          <w:sz w:val="21"/>
-          <w:lang w:val="en-US"/>
-        </w:rPr>
-        <w:t>:</w:t>
+        <w:t>- Số Khung:</w:t>
       </w:r>
       <w:r>
         <w:rPr>
@@ -1053,23 +673,7 @@
           <w:sz w:val="21"/>
           <w:lang w:val="en-US"/>
         </w:rPr>
-        <w:t>{{</w:t>
-      </w:r>
-      <w:proofErr w:type="spellStart"/>
-      <w:r>
-        <w:rPr>
-          <w:sz w:val="21"/>
-          <w:lang w:val="en-US"/>
-        </w:rPr>
-        <w:t>soKhung</w:t>
-      </w:r>
-      <w:proofErr w:type="spellEnd"/>
-      <w:r>
-        <w:rPr>
-          <w:sz w:val="21"/>
-          <w:lang w:val="en-US"/>
-        </w:rPr>
-        <w:t>}}</w:t>
+        <w:t>{{soKhung}}</w:t>
       </w:r>
       <w:r>
         <w:rPr>
@@ -1090,39 +694,7 @@
           <w:sz w:val="21"/>
           <w:lang w:val="en-US"/>
         </w:rPr>
-        <w:t xml:space="preserve">- </w:t>
-      </w:r>
-      <w:proofErr w:type="spellStart"/>
-      <w:r>
-        <w:rPr>
-          <w:sz w:val="21"/>
-          <w:lang w:val="en-US"/>
-        </w:rPr>
-        <w:t>Số</w:t>
-      </w:r>
-      <w:proofErr w:type="spellEnd"/>
-      <w:r>
-        <w:rPr>
-          <w:sz w:val="21"/>
-          <w:lang w:val="en-US"/>
-        </w:rPr>
-        <w:t xml:space="preserve"> </w:t>
-      </w:r>
-      <w:proofErr w:type="spellStart"/>
-      <w:r>
-        <w:rPr>
-          <w:sz w:val="21"/>
-          <w:lang w:val="en-US"/>
-        </w:rPr>
-        <w:t>Máy</w:t>
-      </w:r>
-      <w:proofErr w:type="spellEnd"/>
-      <w:r>
-        <w:rPr>
-          <w:sz w:val="21"/>
-          <w:lang w:val="en-US"/>
-        </w:rPr>
-        <w:t>:</w:t>
+        <w:t>- Số Máy:</w:t>
       </w:r>
       <w:r>
         <w:rPr>
@@ -1136,23 +708,7 @@
           <w:sz w:val="21"/>
           <w:lang w:val="en-US"/>
         </w:rPr>
-        <w:t>{{</w:t>
-      </w:r>
-      <w:proofErr w:type="spellStart"/>
-      <w:r>
-        <w:rPr>
-          <w:sz w:val="21"/>
-          <w:lang w:val="en-US"/>
-        </w:rPr>
-        <w:t>soMay</w:t>
-      </w:r>
-      <w:proofErr w:type="spellEnd"/>
-      <w:r>
-        <w:rPr>
-          <w:sz w:val="21"/>
-          <w:lang w:val="en-US"/>
-        </w:rPr>
-        <w:t>}}</w:t>
+        <w:t>{{soMay}}</w:t>
       </w:r>
     </w:p>
     <w:p>
@@ -1172,39 +728,7 @@
           <w:sz w:val="21"/>
           <w:lang w:val="en-US"/>
         </w:rPr>
-        <w:t xml:space="preserve">- </w:t>
-      </w:r>
-      <w:proofErr w:type="spellStart"/>
-      <w:r>
-        <w:rPr>
-          <w:sz w:val="21"/>
-          <w:lang w:val="en-US"/>
-        </w:rPr>
-        <w:t>Năm</w:t>
-      </w:r>
-      <w:proofErr w:type="spellEnd"/>
-      <w:r>
-        <w:rPr>
-          <w:sz w:val="21"/>
-          <w:lang w:val="en-US"/>
-        </w:rPr>
-        <w:t xml:space="preserve"> sản </w:t>
-      </w:r>
-      <w:proofErr w:type="spellStart"/>
-      <w:r>
-        <w:rPr>
-          <w:sz w:val="21"/>
-          <w:lang w:val="en-US"/>
-        </w:rPr>
-        <w:t>xuất</w:t>
-      </w:r>
-      <w:proofErr w:type="spellEnd"/>
-      <w:r>
-        <w:rPr>
-          <w:sz w:val="21"/>
-          <w:lang w:val="en-US"/>
-        </w:rPr>
-        <w:t>:</w:t>
+        <w:t>- Năm sản xuất:</w:t>
       </w:r>
       <w:r>
         <w:rPr>
@@ -1218,23 +742,7 @@
           <w:sz w:val="21"/>
           <w:lang w:val="en-US"/>
         </w:rPr>
-        <w:t>{{</w:t>
-      </w:r>
-      <w:proofErr w:type="spellStart"/>
-      <w:r>
-        <w:rPr>
-          <w:sz w:val="21"/>
-          <w:lang w:val="en-US"/>
-        </w:rPr>
-        <w:t>namSX</w:t>
-      </w:r>
-      <w:proofErr w:type="spellEnd"/>
-      <w:r>
-        <w:rPr>
-          <w:sz w:val="21"/>
-          <w:lang w:val="en-US"/>
-        </w:rPr>
-        <w:t>}}</w:t>
+        <w:t>{{namSX}}</w:t>
       </w:r>
       <w:r>
         <w:rPr>
@@ -1255,39 +763,7 @@
           <w:sz w:val="21"/>
           <w:lang w:val="en-US"/>
         </w:rPr>
-        <w:t xml:space="preserve">- </w:t>
-      </w:r>
-      <w:proofErr w:type="spellStart"/>
-      <w:r>
-        <w:rPr>
-          <w:sz w:val="21"/>
-          <w:lang w:val="en-US"/>
-        </w:rPr>
-        <w:t>Xuất</w:t>
-      </w:r>
-      <w:proofErr w:type="spellEnd"/>
-      <w:r>
-        <w:rPr>
-          <w:sz w:val="21"/>
-          <w:lang w:val="en-US"/>
-        </w:rPr>
-        <w:t xml:space="preserve"> </w:t>
-      </w:r>
-      <w:proofErr w:type="spellStart"/>
-      <w:r>
-        <w:rPr>
-          <w:sz w:val="21"/>
-          <w:lang w:val="en-US"/>
-        </w:rPr>
-        <w:t>xứ</w:t>
-      </w:r>
-      <w:proofErr w:type="spellEnd"/>
-      <w:r>
-        <w:rPr>
-          <w:sz w:val="21"/>
-          <w:lang w:val="en-US"/>
-        </w:rPr>
-        <w:t>:</w:t>
+        <w:t>- Xuất xứ:</w:t>
       </w:r>
       <w:r>
         <w:rPr>
@@ -1301,23 +777,7 @@
           <w:sz w:val="21"/>
           <w:lang w:val="en-US"/>
         </w:rPr>
-        <w:t>{{</w:t>
-      </w:r>
-      <w:proofErr w:type="spellStart"/>
-      <w:r>
-        <w:rPr>
-          <w:sz w:val="21"/>
-          <w:lang w:val="en-US"/>
-        </w:rPr>
-        <w:t>nuocSX</w:t>
-      </w:r>
-      <w:proofErr w:type="spellEnd"/>
-      <w:r>
-        <w:rPr>
-          <w:sz w:val="21"/>
-          <w:lang w:val="en-US"/>
-        </w:rPr>
-        <w:t>}}</w:t>
+        <w:t>{{nuocSX}}</w:t>
       </w:r>
     </w:p>
     <w:p>
@@ -1450,23 +910,16 @@
         <w:rPr>
           <w:i/>
           <w:sz w:val="21"/>
-        </w:rPr>
-        <w:t>Cần</w:t>
+          <w:lang w:val="en-US"/>
+        </w:rPr>
+        <w:t>{{tinhThanh}}</w:t>
       </w:r>
       <w:r>
         <w:rPr>
           <w:i/>
-          <w:spacing w:val="7"/>
-          <w:sz w:val="21"/>
-        </w:rPr>
-        <w:t xml:space="preserve"> </w:t>
-      </w:r>
-      <w:r>
-        <w:rPr>
-          <w:i/>
-          <w:sz w:val="21"/>
-        </w:rPr>
-        <w:t>Thơ,</w:t>
+          <w:sz w:val="21"/>
+        </w:rPr>
+        <w:t>,</w:t>
       </w:r>
       <w:r>
         <w:rPr>
@@ -1666,7 +1119,7 @@
 </file>
 
 <file path=word/numbering.xml><?xml version="1.0" encoding="utf-8"?>
-<w:numbering xmlns:wpc="http://schemas.microsoft.com/office/word/2010/wordprocessingCanvas" xmlns:cx="http://schemas.microsoft.com/office/drawing/2014/chartex" xmlns:cx1="http://schemas.microsoft.com/office/drawing/2015/9/8/chartex" xmlns:cx2="http://schemas.microsoft.com/office/drawing/2015/10/21/chartex" xmlns:cx3="http://schemas.microsoft.com/office/drawing/2016/5/9/chartex" xmlns:cx4="http://schemas.microsoft.com/office/drawing/2016/5/10/chartex" xmlns:cx5="http://schemas.microsoft.com/office/drawing/2016/5/11/chartex" xmlns:cx6="http://schemas.microsoft.com/office/drawing/2016/5/12/chartex" xmlns:cx7="http://schemas.microsoft.com/office/drawing/2016/5/13/chartex" xmlns:cx8="http://schemas.microsoft.com/office/drawing/2016/5/14/chartex" xmlns:mc="http://schemas.openxmlformats.org/markup-compatibility/2006" xmlns:aink="http://schemas.microsoft.com/office/drawing/2016/ink" xmlns:am3d="http://schemas.microsoft.com/office/drawing/2017/model3d" xmlns:o="urn:schemas-microsoft-com:office:office" xmlns:oel="http://schemas.microsoft.com/office/2019/extlst" xmlns:r="http://schemas.openxmlformats.org/officeDocument/2006/relationships" xmlns:m="http://schemas.openxmlformats.org/officeDocument/2006/math" xmlns:v="urn:schemas-microsoft-com:vml" xmlns:wp14="http://schemas.microsoft.com/office/word/2010/wordprocessingDrawing" xmlns:wp="http://schemas.openxmlformats.org/drawingml/2006/wordprocessingDrawing" xmlns:w10="urn:schemas-microsoft-com:office:word" xmlns:w="http://schemas.openxmlformats.org/wordprocessingml/2006/main" xmlns:w14="http://schemas.microsoft.com/office/word/2010/wordml" xmlns:w15="http://schemas.microsoft.com/office/word/2012/wordml" xmlns:w16cex="http://schemas.microsoft.com/office/word/2018/wordml/cex" xmlns:w16cid="http://schemas.microsoft.com/office/word/2016/wordml/cid" xmlns:w16="http://schemas.microsoft.com/office/word/2018/wordml" xmlns:w16sdtdh="http://schemas.microsoft.com/office/word/2020/wordml/sdtdatahash" xmlns:w16se="http://schemas.microsoft.com/office/word/2015/wordml/symex" xmlns:wpg="http://schemas.microsoft.com/office/word/2010/wordprocessingGroup" xmlns:wpi="http://schemas.microsoft.com/office/word/2010/wordprocessingInk" xmlns:wne="http://schemas.microsoft.com/office/word/2006/wordml" xmlns:wps="http://schemas.microsoft.com/office/word/2010/wordprocessingShape" mc:Ignorable="w14 w15 w16se w16cid w16 w16cex w16sdtdh wp14">
+<w:numbering xmlns:wpc="http://schemas.microsoft.com/office/word/2010/wordprocessingCanvas" xmlns:cx="http://schemas.microsoft.com/office/drawing/2014/chartex" xmlns:cx1="http://schemas.microsoft.com/office/drawing/2015/9/8/chartex" xmlns:cx2="http://schemas.microsoft.com/office/drawing/2015/10/21/chartex" xmlns:cx3="http://schemas.microsoft.com/office/drawing/2016/5/9/chartex" xmlns:cx4="http://schemas.microsoft.com/office/drawing/2016/5/10/chartex" xmlns:cx5="http://schemas.microsoft.com/office/drawing/2016/5/11/chartex" xmlns:cx6="http://schemas.microsoft.com/office/drawing/2016/5/12/chartex" xmlns:cx7="http://schemas.microsoft.com/office/drawing/2016/5/13/chartex" xmlns:cx8="http://schemas.microsoft.com/office/drawing/2016/5/14/chartex" xmlns:mc="http://schemas.openxmlformats.org/markup-compatibility/2006" xmlns:aink="http://schemas.microsoft.com/office/drawing/2016/ink" xmlns:am3d="http://schemas.microsoft.com/office/drawing/2017/model3d" xmlns:o="urn:schemas-microsoft-com:office:office" xmlns:oel="http://schemas.microsoft.com/office/2019/extlst" xmlns:r="http://schemas.openxmlformats.org/officeDocument/2006/relationships" xmlns:m="http://schemas.openxmlformats.org/officeDocument/2006/math" xmlns:v="urn:schemas-microsoft-com:vml" xmlns:wp14="http://schemas.microsoft.com/office/word/2010/wordprocessingDrawing" xmlns:wp="http://schemas.openxmlformats.org/drawingml/2006/wordprocessingDrawing" xmlns:w10="urn:schemas-microsoft-com:office:word" xmlns:w="http://schemas.openxmlformats.org/wordprocessingml/2006/main" xmlns:w14="http://schemas.microsoft.com/office/word/2010/wordml" xmlns:w15="http://schemas.microsoft.com/office/word/2012/wordml" xmlns:w16cex="http://schemas.microsoft.com/office/word/2018/wordml/cex" xmlns:w16cid="http://schemas.microsoft.com/office/word/2016/wordml/cid" xmlns:w16="http://schemas.microsoft.com/office/word/2018/wordml" xmlns:w16du="http://schemas.microsoft.com/office/word/2023/wordml/word16du" xmlns:w16sdtdh="http://schemas.microsoft.com/office/word/2020/wordml/sdtdatahash" xmlns:w16sdtfl="http://schemas.microsoft.com/office/word/2024/wordml/sdtformatlock" xmlns:w16se="http://schemas.microsoft.com/office/word/2015/wordml/symex" xmlns:wpg="http://schemas.microsoft.com/office/word/2010/wordprocessingGroup" xmlns:wpi="http://schemas.microsoft.com/office/word/2010/wordprocessingInk" xmlns:wne="http://schemas.microsoft.com/office/word/2006/wordml" xmlns:wps="http://schemas.microsoft.com/office/word/2010/wordprocessingShape" mc:Ignorable="w14 w15 w16se w16cid w16 w16cex w16sdtdh w16sdtfl w16du wp14">
   <w:abstractNum w:abstractNumId="0" w15:restartNumberingAfterBreak="0">
     <w:nsid w:val="63044B61"/>
     <w:multiLevelType w:val="hybridMultilevel"/>
@@ -1921,7 +1374,7 @@
 </file>
 
 <file path=word/styles.xml><?xml version="1.0" encoding="utf-8"?>
-<w:styles xmlns:mc="http://schemas.openxmlformats.org/markup-compatibility/2006" xmlns:r="http://schemas.openxmlformats.org/officeDocument/2006/relationships" xmlns:w="http://schemas.openxmlformats.org/wordprocessingml/2006/main" xmlns:w14="http://schemas.microsoft.com/office/word/2010/wordml" xmlns:w15="http://schemas.microsoft.com/office/word/2012/wordml" xmlns:w16cex="http://schemas.microsoft.com/office/word/2018/wordml/cex" xmlns:w16cid="http://schemas.microsoft.com/office/word/2016/wordml/cid" xmlns:w16="http://schemas.microsoft.com/office/word/2018/wordml" xmlns:w16sdtdh="http://schemas.microsoft.com/office/word/2020/wordml/sdtdatahash" xmlns:w16se="http://schemas.microsoft.com/office/word/2015/wordml/symex" mc:Ignorable="w14 w15 w16se w16cid w16 w16cex w16sdtdh">
+<w:styles xmlns:mc="http://schemas.openxmlformats.org/markup-compatibility/2006" xmlns:r="http://schemas.openxmlformats.org/officeDocument/2006/relationships" xmlns:w="http://schemas.openxmlformats.org/wordprocessingml/2006/main" xmlns:w14="http://schemas.microsoft.com/office/word/2010/wordml" xmlns:w15="http://schemas.microsoft.com/office/word/2012/wordml" xmlns:w16cex="http://schemas.microsoft.com/office/word/2018/wordml/cex" xmlns:w16cid="http://schemas.microsoft.com/office/word/2016/wordml/cid" xmlns:w16="http://schemas.microsoft.com/office/word/2018/wordml" xmlns:w16du="http://schemas.microsoft.com/office/word/2023/wordml/word16du" xmlns:w16sdtdh="http://schemas.microsoft.com/office/word/2020/wordml/sdtdatahash" xmlns:w16sdtfl="http://schemas.microsoft.com/office/word/2024/wordml/sdtformatlock" xmlns:w16se="http://schemas.microsoft.com/office/word/2015/wordml/symex" mc:Ignorable="w14 w15 w16se w16cid w16 w16cex w16sdtdh w16sdtfl w16du">
   <w:docDefaults>
     <w:rPrDefault>
       <w:rPr>
